--- a/docs/psj/reports/판정인코더_v10_공통dev실험_test비교_박수진_20261007.docx
+++ b/docs/psj/reports/판정인코더_v10_공통dev실험_test비교_박수진_20261007.docx
@@ -15,7 +15,7 @@
           <w:sz w:val="34"/>
           <w:szCs w:val="34"/>
         </w:rPr>
-        <w:t xml:space="preserve">판정 인코더 v10 — 공통 dev 실험 · test 세 모델 비교</w:t>
+        <w:t xml:space="preserve">판정 인코더 v10 · v11 비교 — 공통 dev 실험 · test</w:t>
       </w:r>
     </w:p>
     <w:p>
@@ -32,7 +32,7 @@
           <w:sz w:val="19"/>
           <w:szCs w:val="19"/>
         </w:rPr>
-        <w:t xml:space="preserve">2026-10-07 · 박수진 · 모델: 후보 A · v10 (박수진) · v11 (소성민) · 골든 529c970556d7 (8,383행) · dev = v11 규칙 749행 · test = 판정 로직 결합 v10 · v11 각 1회 · 3절 · 6절은 진단</w:t>
+        <w:t xml:space="preserve">2026-10-07 · 박수진 · 모델: v10 (박수진) · v11 (소성민) · 골든 529c970556d7 (8,383행) · dev = v11 규칙 749행 · test = 판정 로직 결합 v10 · v11 각 1회 · 3절 · 6절은 진단</w:t>
       </w:r>
     </w:p>
     <w:p>
@@ -46,7 +46,7 @@
           <w:sz w:val="20"/>
           <w:szCs w:val="20"/>
         </w:rPr>
-        <w:t xml:space="preserve">후보 A(v8.2)와 v11(소성민)은 같은 골든으로 학습했지만 dev 를 떼는 규칙이 달라 겹치는 dev 행이 49행뿐이었다. 그래서 dev 로는 둘을 견줄 수 없었다. 이 문서는 dev 를 v11 규칙으로 맞춘 노트북(v10)에서 학습 재료 실험을 돌리고, 그 기준 모델과 v11 을 dev · test 에서 나란히 잰 결과다.</w:t>
+        <w:t xml:space="preserve">박수진과 소성민의 판정 인코더는 같은 골든으로 학습했지만 dev 를 떼는 규칙이 달라 겹치는 dev 행이 49행뿐이었다. 그래서 dev 로는 둘을 견줄 수 없었다. 이 문서는 dev 를 v11 규칙으로 맞춘 노트북(v10)에서 학습 재료 실험을 돌리고, 그 기준 모델(v10)과 v11 을 dev · test 에서 나란히 잰 결과다.</w:t>
       </w:r>
     </w:p>
     <w:p>
@@ -64,7 +64,7 @@
           <w:sz w:val="22"/>
           <w:szCs w:val="22"/>
         </w:rPr>
-        <w:t xml:space="preserve">이 문서의 모델 셋</w:t>
+        <w:t xml:space="preserve">이 문서의 모델 둘</w:t>
       </w:r>
     </w:p>
     <w:tbl>
@@ -274,18 +274,18 @@
                 <w:sz w:val="18"/>
                 <w:szCs w:val="18"/>
               </w:rPr>
-              <w:t xml:space="preserve">후보 A</w:t>
-            </w:r>
-            <w:r>
-              <w:rPr>
-                <w:rFonts w:ascii="맑은 고딕" w:cs="맑은 고딕" w:eastAsia="맑은 고딕" w:hAnsi="맑은 고딕"/>
-                <w:b w:val="false"/>
-                <w:bCs w:val="false"/>
-                <w:color w:val="1C1C1F"/>
-                <w:sz w:val="18"/>
-                <w:szCs w:val="18"/>
-              </w:rPr>
-              <w:t xml:space="preserve"> (v8.2)</w:t>
+              <w:t xml:space="preserve">v10</w:t>
+            </w:r>
+            <w:r>
+              <w:rPr>
+                <w:rFonts w:ascii="맑은 고딕" w:cs="맑은 고딕" w:eastAsia="맑은 고딕" w:hAnsi="맑은 고딕"/>
+                <w:b w:val="false"/>
+                <w:bCs w:val="false"/>
+                <w:color w:val="1C1C1F"/>
+                <w:sz w:val="18"/>
+                <w:szCs w:val="18"/>
+              </w:rPr>
+              <w:t xml:space="preserve"> (합성O · 이유O)</w:t>
             </w:r>
           </w:p>
         </w:tc>
@@ -335,173 +335,7 @@
                 <w:sz w:val="18"/>
                 <w:szCs w:val="18"/>
               </w:rPr>
-              <w:t xml:space="preserve">10-06 에 test 까지 잰 모델 · 시드 43</w:t>
-            </w:r>
-          </w:p>
-        </w:tc>
-        <w:tc>
-          <w:tcPr>
-            <w:tcW w:type="dxa" w:w="1734"/>
-            <w:tcMar>
-              <w:top w:type="dxa" w:w="50"/>
-              <w:left w:type="dxa" w:w="90"/>
-              <w:bottom w:type="dxa" w:w="50"/>
-              <w:right w:type="dxa" w:w="90"/>
-            </w:tcMar>
-            <w:vAlign w:val="center"/>
-          </w:tcPr>
-          <w:p>
-            <w:r>
-              <w:rPr>
-                <w:rFonts w:ascii="맑은 고딕" w:cs="맑은 고딕" w:eastAsia="맑은 고딕" w:hAnsi="맑은 고딕"/>
-                <w:b w:val="false"/>
-                <w:bCs w:val="false"/>
-                <w:color w:val="1C1C1F"/>
-                <w:sz w:val="18"/>
-                <w:szCs w:val="18"/>
-              </w:rPr>
-              <w:t xml:space="preserve">4,144행 · 낱말 행 제외</w:t>
-            </w:r>
-          </w:p>
-        </w:tc>
-        <w:tc>
-          <w:tcPr>
-            <w:tcW w:type="dxa" w:w="1542"/>
-            <w:tcMar>
-              <w:top w:type="dxa" w:w="50"/>
-              <w:left w:type="dxa" w:w="90"/>
-              <w:bottom w:type="dxa" w:w="50"/>
-              <w:right w:type="dxa" w:w="90"/>
-            </w:tcMar>
-            <w:vAlign w:val="center"/>
-          </w:tcPr>
-          <w:p>
-            <w:r>
-              <w:rPr>
-                <w:rFonts w:ascii="맑은 고딕" w:cs="맑은 고딕" w:eastAsia="맑은 고딕" w:hAnsi="맑은 고딕"/>
-                <w:b w:val="false"/>
-                <w:bCs w:val="false"/>
-                <w:color w:val="1C1C1F"/>
-                <w:sz w:val="18"/>
-                <w:szCs w:val="18"/>
-              </w:rPr>
-              <w:t xml:space="preserve">자체 dev 463행 (6종 층화)</w:t>
-            </w:r>
-          </w:p>
-        </w:tc>
-        <w:tc>
-          <w:tcPr>
-            <w:tcW w:type="dxa" w:w="1159"/>
-            <w:tcMar>
-              <w:top w:type="dxa" w:w="50"/>
-              <w:left w:type="dxa" w:w="90"/>
-              <w:bottom w:type="dxa" w:w="50"/>
-              <w:right w:type="dxa" w:w="90"/>
-            </w:tcMar>
-            <w:vAlign w:val="center"/>
-          </w:tcPr>
-          <w:p>
-            <w:r>
-              <w:rPr>
-                <w:rFonts w:ascii="맑은 고딕" w:cs="맑은 고딕" w:eastAsia="맑은 고딕" w:hAnsi="맑은 고딕"/>
-                <w:b w:val="false"/>
-                <w:bCs w:val="false"/>
-                <w:color w:val="1C1C1F"/>
-                <w:sz w:val="18"/>
-                <w:szCs w:val="18"/>
-              </w:rPr>
-              <w:t xml:space="preserve">0.375</w:t>
-            </w:r>
-          </w:p>
-        </w:tc>
-      </w:tr>
-      <w:tr>
-        <w:trPr>
-          <w:cantSplit/>
-        </w:trPr>
-        <w:tc>
-          <w:tcPr>
-            <w:tcW w:type="dxa" w:w="1638"/>
-            <w:tcMar>
-              <w:top w:type="dxa" w:w="50"/>
-              <w:left w:type="dxa" w:w="90"/>
-              <w:bottom w:type="dxa" w:w="50"/>
-              <w:right w:type="dxa" w:w="90"/>
-            </w:tcMar>
-            <w:vAlign w:val="center"/>
-          </w:tcPr>
-          <w:p>
-            <w:r>
-              <w:rPr>
-                <w:rFonts w:ascii="맑은 고딕" w:cs="맑은 고딕" w:eastAsia="맑은 고딕" w:hAnsi="맑은 고딕"/>
-                <w:b/>
-                <w:bCs/>
-                <w:color w:val="1C1C1F"/>
-                <w:sz w:val="18"/>
-                <w:szCs w:val="18"/>
-              </w:rPr>
-              <w:t xml:space="preserve">v10</w:t>
-            </w:r>
-            <w:r>
-              <w:rPr>
-                <w:rFonts w:ascii="맑은 고딕" w:cs="맑은 고딕" w:eastAsia="맑은 고딕" w:hAnsi="맑은 고딕"/>
-                <w:b w:val="false"/>
-                <w:bCs w:val="false"/>
-                <w:color w:val="1C1C1F"/>
-                <w:sz w:val="18"/>
-                <w:szCs w:val="18"/>
-              </w:rPr>
-              <w:t xml:space="preserve"> (합성O · 이유O)</w:t>
-            </w:r>
-          </w:p>
-        </w:tc>
-        <w:tc>
-          <w:tcPr>
-            <w:tcW w:type="dxa" w:w="1060"/>
-            <w:tcMar>
-              <w:top w:type="dxa" w:w="50"/>
-              <w:left w:type="dxa" w:w="90"/>
-              <w:bottom w:type="dxa" w:w="50"/>
-              <w:right w:type="dxa" w:w="90"/>
-            </w:tcMar>
-            <w:vAlign w:val="center"/>
-          </w:tcPr>
-          <w:p>
-            <w:r>
-              <w:rPr>
-                <w:rFonts w:ascii="맑은 고딕" w:cs="맑은 고딕" w:eastAsia="맑은 고딕" w:hAnsi="맑은 고딕"/>
-                <w:b/>
-                <w:bCs/>
-                <w:color w:val="1C1C1F"/>
-                <w:sz w:val="18"/>
-                <w:szCs w:val="18"/>
-              </w:rPr>
-              <w:t xml:space="preserve">박수진</w:t>
-            </w:r>
-          </w:p>
-        </w:tc>
-        <w:tc>
-          <w:tcPr>
-            <w:tcW w:type="dxa" w:w="2505"/>
-            <w:tcMar>
-              <w:top w:type="dxa" w:w="50"/>
-              <w:left w:type="dxa" w:w="90"/>
-              <w:bottom w:type="dxa" w:w="50"/>
-              <w:right w:type="dxa" w:w="90"/>
-            </w:tcMar>
-            <w:vAlign w:val="center"/>
-          </w:tcPr>
-          <w:p>
-            <w:r>
-              <w:rPr>
-                <w:rFonts w:ascii="맑은 고딕" w:cs="맑은 고딕" w:eastAsia="맑은 고딕" w:hAnsi="맑은 고딕"/>
-                <w:b w:val="false"/>
-                <w:bCs w:val="false"/>
-                <w:color w:val="1C1C1F"/>
-                <w:sz w:val="18"/>
-                <w:szCs w:val="18"/>
-              </w:rPr>
-              <w:t xml:space="preserve">이번에 A 방식으로 다시 학습한 모델 · 시드 42</w:t>
+              <w:t xml:space="preserve">dev 를 v11 규칙으로 맞춰 학습한 모델 · 시드 42</w:t>
             </w:r>
           </w:p>
         </w:tc>
@@ -757,25 +591,7 @@
           <w:sz w:val="20"/>
           <w:szCs w:val="20"/>
         </w:rPr>
-        <w:t xml:space="preserve">후보 A 와 v10 은 </w:t>
-      </w:r>
-      <w:r>
-        <w:rPr>
-          <w:rFonts w:ascii="맑은 고딕" w:cs="맑은 고딕" w:eastAsia="맑은 고딕" w:hAnsi="맑은 고딕"/>
-          <w:b/>
-          <w:bCs/>
-          <w:sz w:val="20"/>
-          <w:szCs w:val="20"/>
-        </w:rPr>
-        <w:t xml:space="preserve">방식이 같은 다른 모델</w:t>
-      </w:r>
-      <w:r>
-        <w:rPr>
-          <w:rFonts w:ascii="맑은 고딕" w:cs="맑은 고딕" w:eastAsia="맑은 고딕" w:hAnsi="맑은 고딕"/>
-          <w:sz w:val="20"/>
-          <w:szCs w:val="20"/>
-        </w:rPr>
-        <w:t xml:space="preserve">이다(dev 를 뗀 규칙이 달라 학습 행이 다르다). 소성민의 노트북에도 v10 이 있다 — 이 문서의 v10 은 박수진의 것이다.</w:t>
+        <w:t xml:space="preserve">두 모델 모두 KcBERT · 합성 문구 · 「이유」 구역 포함 · 조건 M 제외 · 9칸 저장이고 학습 설정이 같다. 다른 것은 낱말 행을 넣었는지와 학습 루프의 구현이다.</w:t>
       </w:r>
     </w:p>
     <w:p>
@@ -793,7 +609,25 @@
           <w:sz w:val="20"/>
           <w:szCs w:val="20"/>
         </w:rPr>
-        <w:t xml:space="preserve">세 모델 모두 KcBERT · 합성 문구 · 「이유」 구역 포함 · 조건 M 제외 · 9칸 저장이고 학습 설정이 같다.</w:t>
+        <w:t xml:space="preserve">소성민의 노트북에도 v10 이 있다 — </w:t>
+      </w:r>
+      <w:r>
+        <w:rPr>
+          <w:rFonts w:ascii="맑은 고딕" w:cs="맑은 고딕" w:eastAsia="맑은 고딕" w:hAnsi="맑은 고딕"/>
+          <w:b/>
+          <w:bCs/>
+          <w:sz w:val="20"/>
+          <w:szCs w:val="20"/>
+        </w:rPr>
+        <w:t xml:space="preserve">이 문서의 v10 은 박수진의 것</w:t>
+      </w:r>
+      <w:r>
+        <w:rPr>
+          <w:rFonts w:ascii="맑은 고딕" w:cs="맑은 고딕" w:eastAsia="맑은 고딕" w:hAnsi="맑은 고딕"/>
+          <w:sz w:val="20"/>
+          <w:szCs w:val="20"/>
+        </w:rPr>
+        <w:t xml:space="preserve">이다.</w:t>
       </w:r>
     </w:p>
     <w:p>
@@ -826,7 +660,7 @@
           <w:sz w:val="20"/>
           <w:szCs w:val="20"/>
         </w:rPr>
-        <w:t xml:space="preserve">세 모델(박수진의 후보 A · v10, 소성민의 v11)은 dev 에서도 test 에서도 품질이 같다. 수치 차이는 문턱의 위치에서 나온다. 그리고 세 모델 모두 위반과 적법 수정문구를 거의 가르지 못한다.</w:t>
+        <w:t xml:space="preserve">v10(박수진)과 v11(소성민)은 dev 에서도 test 에서도 품질이 같다. 수치 차이는 문턱의 위치에서 나온다. 그리고 두 모델 모두 위반과 적법 수정문구를 거의 가르지 못한다.</w:t>
       </w:r>
     </w:p>
     <w:p>
@@ -846,7 +680,7 @@
           <w:sz w:val="20"/>
           <w:szCs w:val="20"/>
         </w:rPr>
-        <w:t xml:space="preserve">같은 dev 에서 A 방식과 v11 은 같다.</w:t>
+        <w:t xml:space="preserve">같은 dev 에서 두 모델은 같다.</w:t>
       </w:r>
       <w:r>
         <w:rPr>
@@ -930,7 +764,7 @@
           <w:sz w:val="20"/>
           <w:szCs w:val="20"/>
         </w:rPr>
-        <w:t xml:space="preserve">test 에서도 세 모델은 같다.</w:t>
+        <w:t xml:space="preserve">test 에서도 두 모델은 같다.</w:t>
       </w:r>
       <w:r>
         <w:rPr>
@@ -938,7 +772,7 @@
           <w:sz w:val="20"/>
           <w:szCs w:val="20"/>
         </w:rPr>
-        <w:t xml:space="preserve"> 6종 PR-AUC 0.42 ~ 0.43 · 위반을 90% 잡게 맞추면 수정문구 133행 중 98 ~ 102행에 후보가 선다.</w:t>
+        <w:t xml:space="preserve"> 6종 PR-AUC 가 0.433 · 0.427 이고, 위반을 90% 잡게 맞추면 수정문구 133행 중 102 · 100행에 후보가 선다.</w:t>
       </w:r>
     </w:p>
     <w:p>
@@ -966,7 +800,7 @@
           <w:sz w:val="20"/>
           <w:szCs w:val="20"/>
         </w:rPr>
-        <w:t xml:space="preserve"> v11 은 문턱이 높아 수정문구 통과가 12/133 으로 늘지만 위반 15행이 함께 통과됐다(후보 A 1행 · v10 4행).</w:t>
+        <w:t xml:space="preserve"> v11 은 문턱이 높아 수정문구 통과가 12/133 으로 v10(6/133)의 두 배지만, 위반도 15행이 함께 통과됐다(v10 4행).</w:t>
       </w:r>
     </w:p>
     <w:p>
@@ -986,7 +820,7 @@
           <w:sz w:val="20"/>
           <w:szCs w:val="20"/>
         </w:rPr>
-        <w:t xml:space="preserve">위반 대 수정문구의 AUC 는 세 모델 모두 0.60 이다.</w:t>
+        <w:t xml:space="preserve">위반 대 수정문구의 AUC 는 두 모델 모두 0.60 이다.</w:t>
       </w:r>
       <w:r>
         <w:rPr>
@@ -1166,7 +1000,7 @@
                 <w:sz w:val="18"/>
                 <w:szCs w:val="18"/>
               </w:rPr>
-              <w:t xml:space="preserve">dev 를 v11 규칙으로 떼고 A 방식으로 4개 실험 × 시드 3개</w:t>
+              <w:t xml:space="preserve">dev 를 v11 규칙으로 떼고 박수진의 학습 방식으로 4개 실험 × 시드 3개</w:t>
             </w:r>
           </w:p>
         </w:tc>
@@ -1566,7 +1400,7 @@
                 <w:sz w:val="18"/>
                 <w:szCs w:val="18"/>
               </w:rPr>
-              <w:t xml:space="preserve">⑤ 와 10-06 후보 A 의 행별 확률로 문턱 없는 지표</w:t>
+              <w:t xml:space="preserve">⑤ 의 행별 확률로 문턱 없는 지표</w:t>
             </w:r>
           </w:p>
         </w:tc>
@@ -1591,7 +1425,7 @@
                 <w:sz w:val="18"/>
                 <w:szCs w:val="18"/>
               </w:rPr>
-              <w:t xml:space="preserve">judge_dist_test_uncond_*.csv 3개</w:t>
+              <w:t xml:space="preserve">judge_dist_test_uncond_20261007_*.csv 2개</w:t>
             </w:r>
           </w:p>
         </w:tc>
@@ -1689,7 +1523,7 @@
           <w:sz w:val="20"/>
           <w:szCs w:val="20"/>
         </w:rPr>
-        <w:t xml:space="preserve">채점 방식은 v11 과 같다 — 749행 전부 · 조건 M · 유형 없는 위반 · D · L 은 음성. A 방식(「이유」 구역 · M · 유형 없는 위반을 뺀 325행)의 수치도 함께 냈다.</w:t>
+        <w:t xml:space="preserve">채점 방식은 v11 과 같다 — 749행 전부 · 조건 M · 유형 없는 위반 · D · L 은 음성. 광고 문구 줄만 본 값(「이유」 구역 · M · 유형 없는 위반을 뺀 325행)도 함께 냈다.</w:t>
       </w:r>
     </w:p>
     <w:p>
@@ -7160,7 +6994,7 @@
           <w:sz w:val="20"/>
           <w:szCs w:val="20"/>
         </w:rPr>
-        <w:t xml:space="preserve">v10(박수진) · v11(소성민)을 2026-10-07 에 한 번씩 쟀다. 문턱은 각 모델의 dev 문턱 그대로다. 후보 A 는 10-06 에 잰 값이다. </w:t>
+        <w:t xml:space="preserve">v10(박수진) · v11(소성민)을 2026-10-07 에 한 번씩 쟀다. 문턱은 각 모델의 dev 문턱 그대로다. </w:t>
       </w:r>
       <w:r>
         <w:rPr>
@@ -7186,11 +7020,10 @@
         </w:tblBorders>
       </w:tblPr>
       <w:tblGrid>
-        <w:gridCol w:w="3084"/>
-        <w:gridCol w:w="1349"/>
-        <w:gridCol w:w="1734"/>
-        <w:gridCol w:w="1734"/>
-        <w:gridCol w:w="1737"/>
+        <w:gridCol w:w="3855"/>
+        <w:gridCol w:w="1927"/>
+        <w:gridCol w:w="1927"/>
+        <w:gridCol w:w="1929"/>
       </w:tblGrid>
       <w:tr>
         <w:trPr>
@@ -7199,7 +7032,7 @@
         </w:trPr>
         <w:tc>
           <w:tcPr>
-            <w:tcW w:type="dxa" w:w="3084"/>
+            <w:tcW w:type="dxa" w:w="3855"/>
             <w:shd w:fill="EAF1FE" w:val="clear"/>
             <w:tcMar>
               <w:top w:type="dxa" w:w="50"/>
@@ -7225,7 +7058,7 @@
         </w:tc>
         <w:tc>
           <w:tcPr>
-            <w:tcW w:type="dxa" w:w="1349"/>
+            <w:tcW w:type="dxa" w:w="1927"/>
             <w:shd w:fill="EAF1FE" w:val="clear"/>
             <w:tcMar>
               <w:top w:type="dxa" w:w="50"/>
@@ -7251,7 +7084,7 @@
         </w:tc>
         <w:tc>
           <w:tcPr>
-            <w:tcW w:type="dxa" w:w="1734"/>
+            <w:tcW w:type="dxa" w:w="1927"/>
             <w:shd w:fill="EAF1FE" w:val="clear"/>
             <w:tcMar>
               <w:top w:type="dxa" w:w="50"/>
@@ -7271,39 +7104,13 @@
                 <w:sz w:val="18"/>
                 <w:szCs w:val="18"/>
               </w:rPr>
-              <w:t xml:space="preserve">+ 후보 A (박수진 · v8.2)</w:t>
-            </w:r>
-          </w:p>
-        </w:tc>
-        <w:tc>
-          <w:tcPr>
-            <w:tcW w:type="dxa" w:w="1734"/>
-            <w:shd w:fill="EAF1FE" w:val="clear"/>
-            <w:tcMar>
-              <w:top w:type="dxa" w:w="50"/>
-              <w:left w:type="dxa" w:w="90"/>
-              <w:bottom w:type="dxa" w:w="50"/>
-              <w:right w:type="dxa" w:w="90"/>
-            </w:tcMar>
-            <w:vAlign w:val="center"/>
-          </w:tcPr>
-          <w:p>
-            <w:r>
-              <w:rPr>
-                <w:rFonts w:ascii="맑은 고딕" w:cs="맑은 고딕" w:eastAsia="맑은 고딕" w:hAnsi="맑은 고딕"/>
-                <w:b/>
-                <w:bCs/>
-                <w:color w:val="1D4ED8"/>
-                <w:sz w:val="18"/>
-                <w:szCs w:val="18"/>
-              </w:rPr>
               <w:t xml:space="preserve">+ v10 (박수진)</w:t>
             </w:r>
           </w:p>
         </w:tc>
         <w:tc>
           <w:tcPr>
-            <w:tcW w:type="dxa" w:w="1737"/>
+            <w:tcW w:type="dxa" w:w="1929"/>
             <w:shd w:fill="EAF1FE" w:val="clear"/>
             <w:tcMar>
               <w:top w:type="dxa" w:w="50"/>
@@ -7334,7 +7141,7 @@
         </w:trPr>
         <w:tc>
           <w:tcPr>
-            <w:tcW w:type="dxa" w:w="3084"/>
+            <w:tcW w:type="dxa" w:w="3855"/>
             <w:tcMar>
               <w:top w:type="dxa" w:w="50"/>
               <w:left w:type="dxa" w:w="90"/>
@@ -7359,57 +7166,32 @@
         </w:tc>
         <w:tc>
           <w:tcPr>
-            <w:tcW w:type="dxa" w:w="1349"/>
-            <w:tcMar>
-              <w:top w:type="dxa" w:w="50"/>
-              <w:left w:type="dxa" w:w="90"/>
-              <w:bottom w:type="dxa" w:w="50"/>
-              <w:right w:type="dxa" w:w="90"/>
-            </w:tcMar>
-            <w:vAlign w:val="center"/>
-          </w:tcPr>
-          <w:p>
-            <w:r>
-              <w:rPr>
-                <w:rFonts w:ascii="맑은 고딕" w:cs="맑은 고딕" w:eastAsia="맑은 고딕" w:hAnsi="맑은 고딕"/>
-                <w:b w:val="false"/>
-                <w:bCs w:val="false"/>
-                <w:color w:val="1C1C1F"/>
-                <w:sz w:val="18"/>
-                <w:szCs w:val="18"/>
-              </w:rPr>
-              <w:t xml:space="preserve">17.0%</w:t>
-            </w:r>
-          </w:p>
-        </w:tc>
-        <w:tc>
-          <w:tcPr>
-            <w:tcW w:type="dxa" w:w="1734"/>
-            <w:tcMar>
-              <w:top w:type="dxa" w:w="50"/>
-              <w:left w:type="dxa" w:w="90"/>
-              <w:bottom w:type="dxa" w:w="50"/>
-              <w:right w:type="dxa" w:w="90"/>
-            </w:tcMar>
-            <w:vAlign w:val="center"/>
-          </w:tcPr>
-          <w:p>
-            <w:r>
-              <w:rPr>
-                <w:rFonts w:ascii="맑은 고딕" w:cs="맑은 고딕" w:eastAsia="맑은 고딕" w:hAnsi="맑은 고딕"/>
-                <w:b w:val="false"/>
-                <w:bCs w:val="false"/>
-                <w:color w:val="1C1C1F"/>
-                <w:sz w:val="18"/>
-                <w:szCs w:val="18"/>
-              </w:rPr>
-              <w:t xml:space="preserve">56.9% (876)</w:t>
-            </w:r>
-          </w:p>
-        </w:tc>
-        <w:tc>
-          <w:tcPr>
-            <w:tcW w:type="dxa" w:w="1734"/>
+            <w:tcW w:type="dxa" w:w="1927"/>
+            <w:tcMar>
+              <w:top w:type="dxa" w:w="50"/>
+              <w:left w:type="dxa" w:w="90"/>
+              <w:bottom w:type="dxa" w:w="50"/>
+              <w:right w:type="dxa" w:w="90"/>
+            </w:tcMar>
+            <w:vAlign w:val="center"/>
+          </w:tcPr>
+          <w:p>
+            <w:r>
+              <w:rPr>
+                <w:rFonts w:ascii="맑은 고딕" w:cs="맑은 고딕" w:eastAsia="맑은 고딕" w:hAnsi="맑은 고딕"/>
+                <w:b w:val="false"/>
+                <w:bCs w:val="false"/>
+                <w:color w:val="1C1C1F"/>
+                <w:sz w:val="18"/>
+                <w:szCs w:val="18"/>
+              </w:rPr>
+              <w:t xml:space="preserve">17.0% (262)</w:t>
+            </w:r>
+          </w:p>
+        </w:tc>
+        <w:tc>
+          <w:tcPr>
+            <w:tcW w:type="dxa" w:w="1927"/>
             <w:tcMar>
               <w:top w:type="dxa" w:w="50"/>
               <w:left w:type="dxa" w:w="90"/>
@@ -7434,7 +7216,7 @@
         </w:tc>
         <w:tc>
           <w:tcPr>
-            <w:tcW w:type="dxa" w:w="1737"/>
+            <w:tcW w:type="dxa" w:w="1929"/>
             <w:tcMar>
               <w:top w:type="dxa" w:w="50"/>
               <w:left w:type="dxa" w:w="90"/>
@@ -7464,7 +7246,7 @@
         </w:trPr>
         <w:tc>
           <w:tcPr>
-            <w:tcW w:type="dxa" w:w="3084"/>
+            <w:tcW w:type="dxa" w:w="3855"/>
             <w:tcMar>
               <w:top w:type="dxa" w:w="50"/>
               <w:left w:type="dxa" w:w="90"/>
@@ -7489,7 +7271,7 @@
         </w:tc>
         <w:tc>
           <w:tcPr>
-            <w:tcW w:type="dxa" w:w="1349"/>
+            <w:tcW w:type="dxa" w:w="1927"/>
             <w:tcMar>
               <w:top w:type="dxa" w:w="50"/>
               <w:left w:type="dxa" w:w="90"/>
@@ -7514,32 +7296,7 @@
         </w:tc>
         <w:tc>
           <w:tcPr>
-            <w:tcW w:type="dxa" w:w="1734"/>
-            <w:tcMar>
-              <w:top w:type="dxa" w:w="50"/>
-              <w:left w:type="dxa" w:w="90"/>
-              <w:bottom w:type="dxa" w:w="50"/>
-              <w:right w:type="dxa" w:w="90"/>
-            </w:tcMar>
-            <w:vAlign w:val="center"/>
-          </w:tcPr>
-          <w:p>
-            <w:r>
-              <w:rPr>
-                <w:rFonts w:ascii="맑은 고딕" w:cs="맑은 고딕" w:eastAsia="맑은 고딕" w:hAnsi="맑은 고딕"/>
-                <w:b w:val="false"/>
-                <w:bCs w:val="false"/>
-                <w:color w:val="1C1C1F"/>
-                <w:sz w:val="18"/>
-                <w:szCs w:val="18"/>
-              </w:rPr>
-              <w:t xml:space="preserve">1.7% (26)</w:t>
-            </w:r>
-          </w:p>
-        </w:tc>
-        <w:tc>
-          <w:tcPr>
-            <w:tcW w:type="dxa" w:w="1734"/>
+            <w:tcW w:type="dxa" w:w="1927"/>
             <w:tcMar>
               <w:top w:type="dxa" w:w="50"/>
               <w:left w:type="dxa" w:w="90"/>
@@ -7564,7 +7321,7 @@
         </w:tc>
         <w:tc>
           <w:tcPr>
-            <w:tcW w:type="dxa" w:w="1737"/>
+            <w:tcW w:type="dxa" w:w="1929"/>
             <w:tcMar>
               <w:top w:type="dxa" w:w="50"/>
               <w:left w:type="dxa" w:w="90"/>
@@ -7594,7 +7351,7 @@
         </w:trPr>
         <w:tc>
           <w:tcPr>
-            <w:tcW w:type="dxa" w:w="3084"/>
+            <w:tcW w:type="dxa" w:w="3855"/>
             <w:tcMar>
               <w:top w:type="dxa" w:w="50"/>
               <w:left w:type="dxa" w:w="90"/>
@@ -7619,7 +7376,7 @@
         </w:tc>
         <w:tc>
           <w:tcPr>
-            <w:tcW w:type="dxa" w:w="1349"/>
+            <w:tcW w:type="dxa" w:w="1927"/>
             <w:tcMar>
               <w:top w:type="dxa" w:w="50"/>
               <w:left w:type="dxa" w:w="90"/>
@@ -7644,7 +7401,7 @@
         </w:tc>
         <w:tc>
           <w:tcPr>
-            <w:tcW w:type="dxa" w:w="1734"/>
+            <w:tcW w:type="dxa" w:w="1927"/>
             <w:tcMar>
               <w:top w:type="dxa" w:w="50"/>
               <w:left w:type="dxa" w:w="90"/>
@@ -7663,38 +7420,13 @@
                 <w:sz w:val="18"/>
                 <w:szCs w:val="18"/>
               </w:rPr>
-              <w:t xml:space="preserve">1</w:t>
-            </w:r>
-          </w:p>
-        </w:tc>
-        <w:tc>
-          <w:tcPr>
-            <w:tcW w:type="dxa" w:w="1734"/>
-            <w:tcMar>
-              <w:top w:type="dxa" w:w="50"/>
-              <w:left w:type="dxa" w:w="90"/>
-              <w:bottom w:type="dxa" w:w="50"/>
-              <w:right w:type="dxa" w:w="90"/>
-            </w:tcMar>
-            <w:vAlign w:val="center"/>
-          </w:tcPr>
-          <w:p>
-            <w:r>
-              <w:rPr>
-                <w:rFonts w:ascii="맑은 고딕" w:cs="맑은 고딕" w:eastAsia="맑은 고딕" w:hAnsi="맑은 고딕"/>
-                <w:b/>
-                <w:bCs/>
-                <w:color w:val="1C1C1F"/>
-                <w:sz w:val="18"/>
-                <w:szCs w:val="18"/>
-              </w:rPr>
               <w:t xml:space="preserve">4</w:t>
             </w:r>
           </w:p>
         </w:tc>
         <w:tc>
           <w:tcPr>
-            <w:tcW w:type="dxa" w:w="1737"/>
+            <w:tcW w:type="dxa" w:w="1929"/>
             <w:tcMar>
               <w:top w:type="dxa" w:w="50"/>
               <w:left w:type="dxa" w:w="90"/>
@@ -7724,7 +7456,7 @@
         </w:trPr>
         <w:tc>
           <w:tcPr>
-            <w:tcW w:type="dxa" w:w="3084"/>
+            <w:tcW w:type="dxa" w:w="3855"/>
             <w:tcMar>
               <w:top w:type="dxa" w:w="50"/>
               <w:left w:type="dxa" w:w="90"/>
@@ -7749,7 +7481,7 @@
         </w:tc>
         <w:tc>
           <w:tcPr>
-            <w:tcW w:type="dxa" w:w="1349"/>
+            <w:tcW w:type="dxa" w:w="1927"/>
             <w:tcMar>
               <w:top w:type="dxa" w:w="50"/>
               <w:left w:type="dxa" w:w="90"/>
@@ -7774,32 +7506,7 @@
         </w:tc>
         <w:tc>
           <w:tcPr>
-            <w:tcW w:type="dxa" w:w="1734"/>
-            <w:tcMar>
-              <w:top w:type="dxa" w:w="50"/>
-              <w:left w:type="dxa" w:w="90"/>
-              <w:bottom w:type="dxa" w:w="50"/>
-              <w:right w:type="dxa" w:w="90"/>
-            </w:tcMar>
-            <w:vAlign w:val="center"/>
-          </w:tcPr>
-          <w:p>
-            <w:r>
-              <w:rPr>
-                <w:rFonts w:ascii="맑은 고딕" w:cs="맑은 고딕" w:eastAsia="맑은 고딕" w:hAnsi="맑은 고딕"/>
-                <w:b w:val="false"/>
-                <w:bCs w:val="false"/>
-                <w:color w:val="1C1C1F"/>
-                <w:sz w:val="18"/>
-                <w:szCs w:val="18"/>
-              </w:rPr>
-              <w:t xml:space="preserve">8 (6.0%)</w:t>
-            </w:r>
-          </w:p>
-        </w:tc>
-        <w:tc>
-          <w:tcPr>
-            <w:tcW w:type="dxa" w:w="1734"/>
+            <w:tcW w:type="dxa" w:w="1927"/>
             <w:tcMar>
               <w:top w:type="dxa" w:w="50"/>
               <w:left w:type="dxa" w:w="90"/>
@@ -7824,7 +7531,7 @@
         </w:tc>
         <w:tc>
           <w:tcPr>
-            <w:tcW w:type="dxa" w:w="1737"/>
+            <w:tcW w:type="dxa" w:w="1929"/>
             <w:tcMar>
               <w:top w:type="dxa" w:w="50"/>
               <w:left w:type="dxa" w:w="90"/>
@@ -7854,7 +7561,7 @@
         </w:trPr>
         <w:tc>
           <w:tcPr>
-            <w:tcW w:type="dxa" w:w="3084"/>
+            <w:tcW w:type="dxa" w:w="3855"/>
             <w:tcMar>
               <w:top w:type="dxa" w:w="50"/>
               <w:left w:type="dxa" w:w="90"/>
@@ -7879,7 +7586,7 @@
         </w:tc>
         <w:tc>
           <w:tcPr>
-            <w:tcW w:type="dxa" w:w="1349"/>
+            <w:tcW w:type="dxa" w:w="1927"/>
             <w:tcMar>
               <w:top w:type="dxa" w:w="50"/>
               <w:left w:type="dxa" w:w="90"/>
@@ -7904,32 +7611,7 @@
         </w:tc>
         <w:tc>
           <w:tcPr>
-            <w:tcW w:type="dxa" w:w="1734"/>
-            <w:tcMar>
-              <w:top w:type="dxa" w:w="50"/>
-              <w:left w:type="dxa" w:w="90"/>
-              <w:bottom w:type="dxa" w:w="50"/>
-              <w:right w:type="dxa" w:w="90"/>
-            </w:tcMar>
-            <w:vAlign w:val="center"/>
-          </w:tcPr>
-          <w:p>
-            <w:r>
-              <w:rPr>
-                <w:rFonts w:ascii="맑은 고딕" w:cs="맑은 고딕" w:eastAsia="맑은 고딕" w:hAnsi="맑은 고딕"/>
-                <w:b w:val="false"/>
-                <w:bCs w:val="false"/>
-                <w:color w:val="1C1C1F"/>
-                <w:sz w:val="18"/>
-                <w:szCs w:val="18"/>
-              </w:rPr>
-              <w:t xml:space="preserve">2.1% · 23.5%</w:t>
-            </w:r>
-          </w:p>
-        </w:tc>
-        <w:tc>
-          <w:tcPr>
-            <w:tcW w:type="dxa" w:w="1734"/>
+            <w:tcW w:type="dxa" w:w="1927"/>
             <w:tcMar>
               <w:top w:type="dxa" w:w="50"/>
               <w:left w:type="dxa" w:w="90"/>
@@ -7954,7 +7636,7 @@
         </w:tc>
         <w:tc>
           <w:tcPr>
-            <w:tcW w:type="dxa" w:w="1737"/>
+            <w:tcW w:type="dxa" w:w="1929"/>
             <w:tcMar>
               <w:top w:type="dxa" w:w="50"/>
               <w:left w:type="dxa" w:w="90"/>
@@ -7984,7 +7666,7 @@
         </w:trPr>
         <w:tc>
           <w:tcPr>
-            <w:tcW w:type="dxa" w:w="3084"/>
+            <w:tcW w:type="dxa" w:w="3855"/>
             <w:tcMar>
               <w:top w:type="dxa" w:w="50"/>
               <w:left w:type="dxa" w:w="90"/>
@@ -8009,7 +7691,7 @@
         </w:tc>
         <w:tc>
           <w:tcPr>
-            <w:tcW w:type="dxa" w:w="1349"/>
+            <w:tcW w:type="dxa" w:w="1927"/>
             <w:tcMar>
               <w:top w:type="dxa" w:w="50"/>
               <w:left w:type="dxa" w:w="90"/>
@@ -8034,32 +7716,7 @@
         </w:tc>
         <w:tc>
           <w:tcPr>
-            <w:tcW w:type="dxa" w:w="1734"/>
-            <w:tcMar>
-              <w:top w:type="dxa" w:w="50"/>
-              <w:left w:type="dxa" w:w="90"/>
-              <w:bottom w:type="dxa" w:w="50"/>
-              <w:right w:type="dxa" w:w="90"/>
-            </w:tcMar>
-            <w:vAlign w:val="center"/>
-          </w:tcPr>
-          <w:p>
-            <w:r>
-              <w:rPr>
-                <w:rFonts w:ascii="맑은 고딕" w:cs="맑은 고딕" w:eastAsia="맑은 고딕" w:hAnsi="맑은 고딕"/>
-                <w:b w:val="false"/>
-                <w:bCs w:val="false"/>
-                <w:color w:val="1C1C1F"/>
-                <w:sz w:val="18"/>
-                <w:szCs w:val="18"/>
-              </w:rPr>
-              <w:t xml:space="preserve">19</w:t>
-            </w:r>
-          </w:p>
-        </w:tc>
-        <w:tc>
-          <w:tcPr>
-            <w:tcW w:type="dxa" w:w="1734"/>
+            <w:tcW w:type="dxa" w:w="1927"/>
             <w:tcMar>
               <w:top w:type="dxa" w:w="50"/>
               <w:left w:type="dxa" w:w="90"/>
@@ -8084,7 +7741,7 @@
         </w:tc>
         <w:tc>
           <w:tcPr>
-            <w:tcW w:type="dxa" w:w="1737"/>
+            <w:tcW w:type="dxa" w:w="1929"/>
             <w:tcMar>
               <w:top w:type="dxa" w:w="50"/>
               <w:left w:type="dxa" w:w="90"/>
@@ -8127,11 +7784,10 @@
         </w:tblBorders>
       </w:tblPr>
       <w:tblGrid>
-        <w:gridCol w:w="3084"/>
-        <w:gridCol w:w="1349"/>
-        <w:gridCol w:w="1734"/>
-        <w:gridCol w:w="1734"/>
-        <w:gridCol w:w="1737"/>
+        <w:gridCol w:w="3855"/>
+        <w:gridCol w:w="1927"/>
+        <w:gridCol w:w="1927"/>
+        <w:gridCol w:w="1929"/>
       </w:tblGrid>
       <w:tr>
         <w:trPr>
@@ -8140,7 +7796,7 @@
         </w:trPr>
         <w:tc>
           <w:tcPr>
-            <w:tcW w:type="dxa" w:w="3084"/>
+            <w:tcW w:type="dxa" w:w="3855"/>
             <w:shd w:fill="EAF1FE" w:val="clear"/>
             <w:tcMar>
               <w:top w:type="dxa" w:w="50"/>
@@ -8166,7 +7822,7 @@
         </w:tc>
         <w:tc>
           <w:tcPr>
-            <w:tcW w:type="dxa" w:w="1349"/>
+            <w:tcW w:type="dxa" w:w="1927"/>
             <w:shd w:fill="EAF1FE" w:val="clear"/>
             <w:tcMar>
               <w:top w:type="dxa" w:w="50"/>
@@ -8192,7 +7848,7 @@
         </w:tc>
         <w:tc>
           <w:tcPr>
-            <w:tcW w:type="dxa" w:w="1734"/>
+            <w:tcW w:type="dxa" w:w="1927"/>
             <w:shd w:fill="EAF1FE" w:val="clear"/>
             <w:tcMar>
               <w:top w:type="dxa" w:w="50"/>
@@ -8212,39 +7868,13 @@
                 <w:sz w:val="18"/>
                 <w:szCs w:val="18"/>
               </w:rPr>
-              <w:t xml:space="preserve">+ 후보 A (박수진 · v8.2)</w:t>
-            </w:r>
-          </w:p>
-        </w:tc>
-        <w:tc>
-          <w:tcPr>
-            <w:tcW w:type="dxa" w:w="1734"/>
-            <w:shd w:fill="EAF1FE" w:val="clear"/>
-            <w:tcMar>
-              <w:top w:type="dxa" w:w="50"/>
-              <w:left w:type="dxa" w:w="90"/>
-              <w:bottom w:type="dxa" w:w="50"/>
-              <w:right w:type="dxa" w:w="90"/>
-            </w:tcMar>
-            <w:vAlign w:val="center"/>
-          </w:tcPr>
-          <w:p>
-            <w:r>
-              <w:rPr>
-                <w:rFonts w:ascii="맑은 고딕" w:cs="맑은 고딕" w:eastAsia="맑은 고딕" w:hAnsi="맑은 고딕"/>
-                <w:b/>
-                <w:bCs/>
-                <w:color w:val="1D4ED8"/>
-                <w:sz w:val="18"/>
-                <w:szCs w:val="18"/>
-              </w:rPr>
               <w:t xml:space="preserve">+ v10 (박수진)</w:t>
             </w:r>
           </w:p>
         </w:tc>
         <w:tc>
           <w:tcPr>
-            <w:tcW w:type="dxa" w:w="1737"/>
+            <w:tcW w:type="dxa" w:w="1929"/>
             <w:shd w:fill="EAF1FE" w:val="clear"/>
             <w:tcMar>
               <w:top w:type="dxa" w:w="50"/>
@@ -8275,7 +7905,7 @@
         </w:trPr>
         <w:tc>
           <w:tcPr>
-            <w:tcW w:type="dxa" w:w="3084"/>
+            <w:tcW w:type="dxa" w:w="3855"/>
             <w:tcMar>
               <w:top w:type="dxa" w:w="50"/>
               <w:left w:type="dxa" w:w="90"/>
@@ -8300,57 +7930,32 @@
         </w:tc>
         <w:tc>
           <w:tcPr>
-            <w:tcW w:type="dxa" w:w="1349"/>
-            <w:tcMar>
-              <w:top w:type="dxa" w:w="50"/>
-              <w:left w:type="dxa" w:w="90"/>
-              <w:bottom w:type="dxa" w:w="50"/>
-              <w:right w:type="dxa" w:w="90"/>
-            </w:tcMar>
-            <w:vAlign w:val="center"/>
-          </w:tcPr>
-          <w:p>
-            <w:r>
-              <w:rPr>
-                <w:rFonts w:ascii="맑은 고딕" w:cs="맑은 고딕" w:eastAsia="맑은 고딕" w:hAnsi="맑은 고딕"/>
-                <w:b w:val="false"/>
-                <w:bCs w:val="false"/>
-                <w:color w:val="1C1C1F"/>
-                <w:sz w:val="18"/>
-                <w:szCs w:val="18"/>
-              </w:rPr>
-              <w:t xml:space="preserve">15.2%</w:t>
-            </w:r>
-          </w:p>
-        </w:tc>
-        <w:tc>
-          <w:tcPr>
-            <w:tcW w:type="dxa" w:w="1734"/>
-            <w:tcMar>
-              <w:top w:type="dxa" w:w="50"/>
-              <w:left w:type="dxa" w:w="90"/>
-              <w:bottom w:type="dxa" w:w="50"/>
-              <w:right w:type="dxa" w:w="90"/>
-            </w:tcMar>
-            <w:vAlign w:val="center"/>
-          </w:tcPr>
-          <w:p>
-            <w:r>
-              <w:rPr>
-                <w:rFonts w:ascii="맑은 고딕" w:cs="맑은 고딕" w:eastAsia="맑은 고딕" w:hAnsi="맑은 고딕"/>
-                <w:b w:val="false"/>
-                <w:bCs w:val="false"/>
-                <w:color w:val="1C1C1F"/>
-                <w:sz w:val="18"/>
-                <w:szCs w:val="18"/>
-              </w:rPr>
-              <w:t xml:space="preserve">56.2% (983)</w:t>
-            </w:r>
-          </w:p>
-        </w:tc>
-        <w:tc>
-          <w:tcPr>
-            <w:tcW w:type="dxa" w:w="1734"/>
+            <w:tcW w:type="dxa" w:w="1927"/>
+            <w:tcMar>
+              <w:top w:type="dxa" w:w="50"/>
+              <w:left w:type="dxa" w:w="90"/>
+              <w:bottom w:type="dxa" w:w="50"/>
+              <w:right w:type="dxa" w:w="90"/>
+            </w:tcMar>
+            <w:vAlign w:val="center"/>
+          </w:tcPr>
+          <w:p>
+            <w:r>
+              <w:rPr>
+                <w:rFonts w:ascii="맑은 고딕" w:cs="맑은 고딕" w:eastAsia="맑은 고딕" w:hAnsi="맑은 고딕"/>
+                <w:b w:val="false"/>
+                <w:bCs w:val="false"/>
+                <w:color w:val="1C1C1F"/>
+                <w:sz w:val="18"/>
+                <w:szCs w:val="18"/>
+              </w:rPr>
+              <w:t xml:space="preserve">15.2% (266)</w:t>
+            </w:r>
+          </w:p>
+        </w:tc>
+        <w:tc>
+          <w:tcPr>
+            <w:tcW w:type="dxa" w:w="1927"/>
             <w:tcMar>
               <w:top w:type="dxa" w:w="50"/>
               <w:left w:type="dxa" w:w="90"/>
@@ -8375,7 +7980,7 @@
         </w:tc>
         <w:tc>
           <w:tcPr>
-            <w:tcW w:type="dxa" w:w="1737"/>
+            <w:tcW w:type="dxa" w:w="1929"/>
             <w:tcMar>
               <w:top w:type="dxa" w:w="50"/>
               <w:left w:type="dxa" w:w="90"/>
@@ -8405,7 +8010,7 @@
         </w:trPr>
         <w:tc>
           <w:tcPr>
-            <w:tcW w:type="dxa" w:w="3084"/>
+            <w:tcW w:type="dxa" w:w="3855"/>
             <w:tcMar>
               <w:top w:type="dxa" w:w="50"/>
               <w:left w:type="dxa" w:w="90"/>
@@ -8430,7 +8035,7 @@
         </w:tc>
         <w:tc>
           <w:tcPr>
-            <w:tcW w:type="dxa" w:w="1349"/>
+            <w:tcW w:type="dxa" w:w="1927"/>
             <w:tcMar>
               <w:top w:type="dxa" w:w="50"/>
               <w:left w:type="dxa" w:w="90"/>
@@ -8455,7 +8060,7 @@
         </w:tc>
         <w:tc>
           <w:tcPr>
-            <w:tcW w:type="dxa" w:w="1734"/>
+            <w:tcW w:type="dxa" w:w="1927"/>
             <w:tcMar>
               <w:top w:type="dxa" w:w="50"/>
               <w:left w:type="dxa" w:w="90"/>
@@ -8480,32 +8085,7 @@
         </w:tc>
         <w:tc>
           <w:tcPr>
-            <w:tcW w:type="dxa" w:w="1734"/>
-            <w:tcMar>
-              <w:top w:type="dxa" w:w="50"/>
-              <w:left w:type="dxa" w:w="90"/>
-              <w:bottom w:type="dxa" w:w="50"/>
-              <w:right w:type="dxa" w:w="90"/>
-            </w:tcMar>
-            <w:vAlign w:val="center"/>
-          </w:tcPr>
-          <w:p>
-            <w:r>
-              <w:rPr>
-                <w:rFonts w:ascii="맑은 고딕" w:cs="맑은 고딕" w:eastAsia="맑은 고딕" w:hAnsi="맑은 고딕"/>
-                <w:b w:val="false"/>
-                <w:bCs w:val="false"/>
-                <w:color w:val="1C1C1F"/>
-                <w:sz w:val="18"/>
-                <w:szCs w:val="18"/>
-              </w:rPr>
-              <w:t xml:space="preserve">0.1%</w:t>
-            </w:r>
-          </w:p>
-        </w:tc>
-        <w:tc>
-          <w:tcPr>
-            <w:tcW w:type="dxa" w:w="1737"/>
+            <w:tcW w:type="dxa" w:w="1929"/>
             <w:tcMar>
               <w:top w:type="dxa" w:w="50"/>
               <w:left w:type="dxa" w:w="90"/>
@@ -8535,7 +8115,7 @@
         </w:trPr>
         <w:tc>
           <w:tcPr>
-            <w:tcW w:type="dxa" w:w="3084"/>
+            <w:tcW w:type="dxa" w:w="3855"/>
             <w:tcMar>
               <w:top w:type="dxa" w:w="50"/>
               <w:left w:type="dxa" w:w="90"/>
@@ -8560,7 +8140,7 @@
         </w:tc>
         <w:tc>
           <w:tcPr>
-            <w:tcW w:type="dxa" w:w="1349"/>
+            <w:tcW w:type="dxa" w:w="1927"/>
             <w:tcMar>
               <w:top w:type="dxa" w:w="50"/>
               <w:left w:type="dxa" w:w="90"/>
@@ -8585,7 +8165,7 @@
         </w:tc>
         <w:tc>
           <w:tcPr>
-            <w:tcW w:type="dxa" w:w="1734"/>
+            <w:tcW w:type="dxa" w:w="1927"/>
             <w:tcMar>
               <w:top w:type="dxa" w:w="50"/>
               <w:left w:type="dxa" w:w="90"/>
@@ -8610,32 +8190,7 @@
         </w:tc>
         <w:tc>
           <w:tcPr>
-            <w:tcW w:type="dxa" w:w="1734"/>
-            <w:tcMar>
-              <w:top w:type="dxa" w:w="50"/>
-              <w:left w:type="dxa" w:w="90"/>
-              <w:bottom w:type="dxa" w:w="50"/>
-              <w:right w:type="dxa" w:w="90"/>
-            </w:tcMar>
-            <w:vAlign w:val="center"/>
-          </w:tcPr>
-          <w:p>
-            <w:r>
-              <w:rPr>
-                <w:rFonts w:ascii="맑은 고딕" w:cs="맑은 고딕" w:eastAsia="맑은 고딕" w:hAnsi="맑은 고딕"/>
-                <w:b w:val="false"/>
-                <w:bCs w:val="false"/>
-                <w:color w:val="1C1C1F"/>
-                <w:sz w:val="18"/>
-                <w:szCs w:val="18"/>
-              </w:rPr>
-              <w:t xml:space="preserve">0</w:t>
-            </w:r>
-          </w:p>
-        </w:tc>
-        <w:tc>
-          <w:tcPr>
-            <w:tcW w:type="dxa" w:w="1737"/>
+            <w:tcW w:type="dxa" w:w="1929"/>
             <w:tcMar>
               <w:top w:type="dxa" w:w="50"/>
               <w:left w:type="dxa" w:w="90"/>
@@ -8665,7 +8220,7 @@
         </w:trPr>
         <w:tc>
           <w:tcPr>
-            <w:tcW w:type="dxa" w:w="3084"/>
+            <w:tcW w:type="dxa" w:w="3855"/>
             <w:tcMar>
               <w:top w:type="dxa" w:w="50"/>
               <w:left w:type="dxa" w:w="90"/>
@@ -8690,7 +8245,7 @@
         </w:tc>
         <w:tc>
           <w:tcPr>
-            <w:tcW w:type="dxa" w:w="1349"/>
+            <w:tcW w:type="dxa" w:w="1927"/>
             <w:tcMar>
               <w:top w:type="dxa" w:w="50"/>
               <w:left w:type="dxa" w:w="90"/>
@@ -8715,32 +8270,7 @@
         </w:tc>
         <w:tc>
           <w:tcPr>
-            <w:tcW w:type="dxa" w:w="1734"/>
-            <w:tcMar>
-              <w:top w:type="dxa" w:w="50"/>
-              <w:left w:type="dxa" w:w="90"/>
-              <w:bottom w:type="dxa" w:w="50"/>
-              <w:right w:type="dxa" w:w="90"/>
-            </w:tcMar>
-            <w:vAlign w:val="center"/>
-          </w:tcPr>
-          <w:p>
-            <w:r>
-              <w:rPr>
-                <w:rFonts w:ascii="맑은 고딕" w:cs="맑은 고딕" w:eastAsia="맑은 고딕" w:hAnsi="맑은 고딕"/>
-                <w:b w:val="false"/>
-                <w:bCs w:val="false"/>
-                <w:color w:val="1C1C1F"/>
-                <w:sz w:val="18"/>
-                <w:szCs w:val="18"/>
-              </w:rPr>
-              <w:t xml:space="preserve">2 (품목만 알면 +6)</w:t>
-            </w:r>
-          </w:p>
-        </w:tc>
-        <w:tc>
-          <w:tcPr>
-            <w:tcW w:type="dxa" w:w="1734"/>
+            <w:tcW w:type="dxa" w:w="1927"/>
             <w:tcMar>
               <w:top w:type="dxa" w:w="50"/>
               <w:left w:type="dxa" w:w="90"/>
@@ -8765,7 +8295,7 @@
         </w:tc>
         <w:tc>
           <w:tcPr>
-            <w:tcW w:type="dxa" w:w="1737"/>
+            <w:tcW w:type="dxa" w:w="1929"/>
             <w:tcMar>
               <w:top w:type="dxa" w:w="50"/>
               <w:left w:type="dxa" w:w="90"/>
@@ -8795,7 +8325,7 @@
         </w:trPr>
         <w:tc>
           <w:tcPr>
-            <w:tcW w:type="dxa" w:w="3084"/>
+            <w:tcW w:type="dxa" w:w="3855"/>
             <w:tcMar>
               <w:top w:type="dxa" w:w="50"/>
               <w:left w:type="dxa" w:w="90"/>
@@ -8820,7 +8350,7 @@
         </w:tc>
         <w:tc>
           <w:tcPr>
-            <w:tcW w:type="dxa" w:w="1349"/>
+            <w:tcW w:type="dxa" w:w="1927"/>
             <w:tcMar>
               <w:top w:type="dxa" w:w="50"/>
               <w:left w:type="dxa" w:w="90"/>
@@ -8845,7 +8375,7 @@
         </w:tc>
         <w:tc>
           <w:tcPr>
-            <w:tcW w:type="dxa" w:w="1734"/>
+            <w:tcW w:type="dxa" w:w="1927"/>
             <w:tcMar>
               <w:top w:type="dxa" w:w="50"/>
               <w:left w:type="dxa" w:w="90"/>
@@ -8870,32 +8400,7 @@
         </w:tc>
         <w:tc>
           <w:tcPr>
-            <w:tcW w:type="dxa" w:w="1734"/>
-            <w:tcMar>
-              <w:top w:type="dxa" w:w="50"/>
-              <w:left w:type="dxa" w:w="90"/>
-              <w:bottom w:type="dxa" w:w="50"/>
-              <w:right w:type="dxa" w:w="90"/>
-            </w:tcMar>
-            <w:vAlign w:val="center"/>
-          </w:tcPr>
-          <w:p>
-            <w:r>
-              <w:rPr>
-                <w:rFonts w:ascii="맑은 고딕" w:cs="맑은 고딕" w:eastAsia="맑은 고딕" w:hAnsi="맑은 고딕"/>
-                <w:b w:val="false"/>
-                <w:bCs w:val="false"/>
-                <w:color w:val="1C1C1F"/>
-                <w:sz w:val="18"/>
-                <w:szCs w:val="18"/>
-              </w:rPr>
-              <w:t xml:space="preserve">0</w:t>
-            </w:r>
-          </w:p>
-        </w:tc>
-        <w:tc>
-          <w:tcPr>
-            <w:tcW w:type="dxa" w:w="1737"/>
+            <w:tcW w:type="dxa" w:w="1929"/>
             <w:tcMar>
               <w:top w:type="dxa" w:w="50"/>
               <w:left w:type="dxa" w:w="90"/>
@@ -8940,7 +8445,7 @@
           <w:sz w:val="22"/>
           <w:szCs w:val="22"/>
         </w:rPr>
-        <w:t xml:space="preserve">인코더 후보 — 유형별 (test 2,489행 전체 · 후보가 선 행 → 그중 맞음)</w:t>
+        <w:t xml:space="preserve">인코더 후보 — 유형별 (test 2,489행 전체 · 후보가 선 행 → 그중 맞음 · 정밀도 · 재현율)</w:t>
       </w:r>
     </w:p>
     <w:tbl>
@@ -8956,11 +8461,10 @@
         </w:tblBorders>
       </w:tblPr>
       <w:tblGrid>
-        <w:gridCol w:w="2891"/>
-        <w:gridCol w:w="771"/>
-        <w:gridCol w:w="2023"/>
-        <w:gridCol w:w="2023"/>
-        <w:gridCol w:w="1930"/>
+        <w:gridCol w:w="3276"/>
+        <w:gridCol w:w="963"/>
+        <w:gridCol w:w="2698"/>
+        <w:gridCol w:w="2701"/>
       </w:tblGrid>
       <w:tr>
         <w:trPr>
@@ -8969,7 +8473,7 @@
         </w:trPr>
         <w:tc>
           <w:tcPr>
-            <w:tcW w:type="dxa" w:w="2891"/>
+            <w:tcW w:type="dxa" w:w="3276"/>
             <w:shd w:fill="EAF1FE" w:val="clear"/>
             <w:tcMar>
               <w:top w:type="dxa" w:w="50"/>
@@ -8995,7 +8499,7 @@
         </w:tc>
         <w:tc>
           <w:tcPr>
-            <w:tcW w:type="dxa" w:w="771"/>
+            <w:tcW w:type="dxa" w:w="963"/>
             <w:shd w:fill="EAF1FE" w:val="clear"/>
             <w:tcMar>
               <w:top w:type="dxa" w:w="50"/>
@@ -9021,7 +8525,7 @@
         </w:tc>
         <w:tc>
           <w:tcPr>
-            <w:tcW w:type="dxa" w:w="2023"/>
+            <w:tcW w:type="dxa" w:w="2698"/>
             <w:shd w:fill="EAF1FE" w:val="clear"/>
             <w:tcMar>
               <w:top w:type="dxa" w:w="50"/>
@@ -9041,39 +8545,13 @@
                 <w:sz w:val="18"/>
                 <w:szCs w:val="18"/>
               </w:rPr>
-              <w:t xml:space="preserve">후보 A (박수진 · v8.2)</w:t>
-            </w:r>
-          </w:p>
-        </w:tc>
-        <w:tc>
-          <w:tcPr>
-            <w:tcW w:type="dxa" w:w="2023"/>
-            <w:shd w:fill="EAF1FE" w:val="clear"/>
-            <w:tcMar>
-              <w:top w:type="dxa" w:w="50"/>
-              <w:left w:type="dxa" w:w="90"/>
-              <w:bottom w:type="dxa" w:w="50"/>
-              <w:right w:type="dxa" w:w="90"/>
-            </w:tcMar>
-            <w:vAlign w:val="center"/>
-          </w:tcPr>
-          <w:p>
-            <w:r>
-              <w:rPr>
-                <w:rFonts w:ascii="맑은 고딕" w:cs="맑은 고딕" w:eastAsia="맑은 고딕" w:hAnsi="맑은 고딕"/>
-                <w:b/>
-                <w:bCs/>
-                <w:color w:val="1D4ED8"/>
-                <w:sz w:val="18"/>
-                <w:szCs w:val="18"/>
-              </w:rPr>
               <w:t xml:space="preserve">v10 (박수진)</w:t>
             </w:r>
           </w:p>
         </w:tc>
         <w:tc>
           <w:tcPr>
-            <w:tcW w:type="dxa" w:w="1930"/>
+            <w:tcW w:type="dxa" w:w="2701"/>
             <w:shd w:fill="EAF1FE" w:val="clear"/>
             <w:tcMar>
               <w:top w:type="dxa" w:w="50"/>
@@ -9104,7 +8582,7 @@
         </w:trPr>
         <w:tc>
           <w:tcPr>
-            <w:tcW w:type="dxa" w:w="2891"/>
+            <w:tcW w:type="dxa" w:w="3276"/>
             <w:tcMar>
               <w:top w:type="dxa" w:w="50"/>
               <w:left w:type="dxa" w:w="90"/>
@@ -9129,7 +8607,7 @@
         </w:tc>
         <w:tc>
           <w:tcPr>
-            <w:tcW w:type="dxa" w:w="771"/>
+            <w:tcW w:type="dxa" w:w="963"/>
             <w:tcMar>
               <w:top w:type="dxa" w:w="50"/>
               <w:left w:type="dxa" w:w="90"/>
@@ -9154,7 +8632,7 @@
         </w:tc>
         <w:tc>
           <w:tcPr>
-            <w:tcW w:type="dxa" w:w="2023"/>
+            <w:tcW w:type="dxa" w:w="2698"/>
             <w:tcMar>
               <w:top w:type="dxa" w:w="50"/>
               <w:left w:type="dxa" w:w="90"/>
@@ -9173,24 +8651,24 @@
                 <w:sz w:val="18"/>
                 <w:szCs w:val="18"/>
               </w:rPr>
-              <w:t xml:space="preserve">1,688</w:t>
-            </w:r>
-            <w:r>
-              <w:rPr>
-                <w:rFonts w:ascii="맑은 고딕" w:cs="맑은 고딕" w:eastAsia="맑은 고딕" w:hAnsi="맑은 고딕"/>
-                <w:b w:val="false"/>
-                <w:bCs w:val="false"/>
-                <w:color w:val="1C1C1F"/>
-                <w:sz w:val="18"/>
-                <w:szCs w:val="18"/>
-              </w:rPr>
-              <w:t xml:space="preserve"> → 393 (0.233)</w:t>
-            </w:r>
-          </w:p>
-        </w:tc>
-        <w:tc>
-          <w:tcPr>
-            <w:tcW w:type="dxa" w:w="2023"/>
+              <w:t xml:space="preserve">1,616</w:t>
+            </w:r>
+            <w:r>
+              <w:rPr>
+                <w:rFonts w:ascii="맑은 고딕" w:cs="맑은 고딕" w:eastAsia="맑은 고딕" w:hAnsi="맑은 고딕"/>
+                <w:b w:val="false"/>
+                <w:bCs w:val="false"/>
+                <w:color w:val="1C1C1F"/>
+                <w:sz w:val="18"/>
+                <w:szCs w:val="18"/>
+              </w:rPr>
+              <w:t xml:space="preserve"> → 378 · 0.234 · 0.831</w:t>
+            </w:r>
+          </w:p>
+        </w:tc>
+        <w:tc>
+          <w:tcPr>
+            <w:tcW w:type="dxa" w:w="2701"/>
             <w:tcMar>
               <w:top w:type="dxa" w:w="50"/>
               <w:left w:type="dxa" w:w="90"/>
@@ -9209,42 +8687,6 @@
                 <w:sz w:val="18"/>
                 <w:szCs w:val="18"/>
               </w:rPr>
-              <w:t xml:space="preserve">1,616</w:t>
-            </w:r>
-            <w:r>
-              <w:rPr>
-                <w:rFonts w:ascii="맑은 고딕" w:cs="맑은 고딕" w:eastAsia="맑은 고딕" w:hAnsi="맑은 고딕"/>
-                <w:b w:val="false"/>
-                <w:bCs w:val="false"/>
-                <w:color w:val="1C1C1F"/>
-                <w:sz w:val="18"/>
-                <w:szCs w:val="18"/>
-              </w:rPr>
-              <w:t xml:space="preserve"> → 378 (0.234)</w:t>
-            </w:r>
-          </w:p>
-        </w:tc>
-        <w:tc>
-          <w:tcPr>
-            <w:tcW w:type="dxa" w:w="1930"/>
-            <w:tcMar>
-              <w:top w:type="dxa" w:w="50"/>
-              <w:left w:type="dxa" w:w="90"/>
-              <w:bottom w:type="dxa" w:w="50"/>
-              <w:right w:type="dxa" w:w="90"/>
-            </w:tcMar>
-            <w:vAlign w:val="center"/>
-          </w:tcPr>
-          <w:p>
-            <w:r>
-              <w:rPr>
-                <w:rFonts w:ascii="맑은 고딕" w:cs="맑은 고딕" w:eastAsia="맑은 고딕" w:hAnsi="맑은 고딕"/>
-                <w:b/>
-                <w:bCs/>
-                <w:color w:val="1C1C1F"/>
-                <w:sz w:val="18"/>
-                <w:szCs w:val="18"/>
-              </w:rPr>
               <w:t xml:space="preserve">925</w:t>
             </w:r>
             <w:r>
@@ -9256,7 +8698,7 @@
                 <w:sz w:val="18"/>
                 <w:szCs w:val="18"/>
               </w:rPr>
-              <w:t xml:space="preserve"> → 240 (0.259)</w:t>
+              <w:t xml:space="preserve"> → 240 · 0.259 · 0.527</w:t>
             </w:r>
           </w:p>
         </w:tc>
@@ -9267,7 +8709,7 @@
         </w:trPr>
         <w:tc>
           <w:tcPr>
-            <w:tcW w:type="dxa" w:w="2891"/>
+            <w:tcW w:type="dxa" w:w="3276"/>
             <w:tcMar>
               <w:top w:type="dxa" w:w="50"/>
               <w:left w:type="dxa" w:w="90"/>
@@ -9292,7 +8734,7 @@
         </w:tc>
         <w:tc>
           <w:tcPr>
-            <w:tcW w:type="dxa" w:w="771"/>
+            <w:tcW w:type="dxa" w:w="963"/>
             <w:tcMar>
               <w:top w:type="dxa" w:w="50"/>
               <w:left w:type="dxa" w:w="90"/>
@@ -9317,76 +8759,51 @@
         </w:tc>
         <w:tc>
           <w:tcPr>
-            <w:tcW w:type="dxa" w:w="2023"/>
-            <w:tcMar>
-              <w:top w:type="dxa" w:w="50"/>
-              <w:left w:type="dxa" w:w="90"/>
-              <w:bottom w:type="dxa" w:w="50"/>
-              <w:right w:type="dxa" w:w="90"/>
-            </w:tcMar>
-            <w:vAlign w:val="center"/>
-          </w:tcPr>
-          <w:p>
-            <w:r>
-              <w:rPr>
-                <w:rFonts w:ascii="맑은 고딕" w:cs="맑은 고딕" w:eastAsia="맑은 고딕" w:hAnsi="맑은 고딕"/>
-                <w:b w:val="false"/>
-                <w:bCs w:val="false"/>
-                <w:color w:val="1C1C1F"/>
-                <w:sz w:val="18"/>
-                <w:szCs w:val="18"/>
-              </w:rPr>
-              <w:t xml:space="preserve">454 → 279 (0.615)</w:t>
-            </w:r>
-          </w:p>
-        </w:tc>
-        <w:tc>
-          <w:tcPr>
-            <w:tcW w:type="dxa" w:w="2023"/>
-            <w:tcMar>
-              <w:top w:type="dxa" w:w="50"/>
-              <w:left w:type="dxa" w:w="90"/>
-              <w:bottom w:type="dxa" w:w="50"/>
-              <w:right w:type="dxa" w:w="90"/>
-            </w:tcMar>
-            <w:vAlign w:val="center"/>
-          </w:tcPr>
-          <w:p>
-            <w:r>
-              <w:rPr>
-                <w:rFonts w:ascii="맑은 고딕" w:cs="맑은 고딕" w:eastAsia="맑은 고딕" w:hAnsi="맑은 고딕"/>
-                <w:b w:val="false"/>
-                <w:bCs w:val="false"/>
-                <w:color w:val="1C1C1F"/>
-                <w:sz w:val="18"/>
-                <w:szCs w:val="18"/>
-              </w:rPr>
-              <w:t xml:space="preserve">301 → 214 (0.711)</w:t>
-            </w:r>
-          </w:p>
-        </w:tc>
-        <w:tc>
-          <w:tcPr>
-            <w:tcW w:type="dxa" w:w="1930"/>
-            <w:tcMar>
-              <w:top w:type="dxa" w:w="50"/>
-              <w:left w:type="dxa" w:w="90"/>
-              <w:bottom w:type="dxa" w:w="50"/>
-              <w:right w:type="dxa" w:w="90"/>
-            </w:tcMar>
-            <w:vAlign w:val="center"/>
-          </w:tcPr>
-          <w:p>
-            <w:r>
-              <w:rPr>
-                <w:rFonts w:ascii="맑은 고딕" w:cs="맑은 고딕" w:eastAsia="맑은 고딕" w:hAnsi="맑은 고딕"/>
-                <w:b w:val="false"/>
-                <w:bCs w:val="false"/>
-                <w:color w:val="1C1C1F"/>
-                <w:sz w:val="18"/>
-                <w:szCs w:val="18"/>
-              </w:rPr>
-              <w:t xml:space="preserve">322 → 224 (0.696)</w:t>
+            <w:tcW w:type="dxa" w:w="2698"/>
+            <w:tcMar>
+              <w:top w:type="dxa" w:w="50"/>
+              <w:left w:type="dxa" w:w="90"/>
+              <w:bottom w:type="dxa" w:w="50"/>
+              <w:right w:type="dxa" w:w="90"/>
+            </w:tcMar>
+            <w:vAlign w:val="center"/>
+          </w:tcPr>
+          <w:p>
+            <w:r>
+              <w:rPr>
+                <w:rFonts w:ascii="맑은 고딕" w:cs="맑은 고딕" w:eastAsia="맑은 고딕" w:hAnsi="맑은 고딕"/>
+                <w:b w:val="false"/>
+                <w:bCs w:val="false"/>
+                <w:color w:val="1C1C1F"/>
+                <w:sz w:val="18"/>
+                <w:szCs w:val="18"/>
+              </w:rPr>
+              <w:t xml:space="preserve">301 → 214 · 0.711 · 0.409</w:t>
+            </w:r>
+          </w:p>
+        </w:tc>
+        <w:tc>
+          <w:tcPr>
+            <w:tcW w:type="dxa" w:w="2701"/>
+            <w:tcMar>
+              <w:top w:type="dxa" w:w="50"/>
+              <w:left w:type="dxa" w:w="90"/>
+              <w:bottom w:type="dxa" w:w="50"/>
+              <w:right w:type="dxa" w:w="90"/>
+            </w:tcMar>
+            <w:vAlign w:val="center"/>
+          </w:tcPr>
+          <w:p>
+            <w:r>
+              <w:rPr>
+                <w:rFonts w:ascii="맑은 고딕" w:cs="맑은 고딕" w:eastAsia="맑은 고딕" w:hAnsi="맑은 고딕"/>
+                <w:b w:val="false"/>
+                <w:bCs w:val="false"/>
+                <w:color w:val="1C1C1F"/>
+                <w:sz w:val="18"/>
+                <w:szCs w:val="18"/>
+              </w:rPr>
+              <w:t xml:space="preserve">322 → 224 · 0.696 · 0.428</w:t>
             </w:r>
           </w:p>
         </w:tc>
@@ -9397,7 +8814,7 @@
         </w:trPr>
         <w:tc>
           <w:tcPr>
-            <w:tcW w:type="dxa" w:w="2891"/>
+            <w:tcW w:type="dxa" w:w="3276"/>
             <w:tcMar>
               <w:top w:type="dxa" w:w="50"/>
               <w:left w:type="dxa" w:w="90"/>
@@ -9422,7 +8839,7 @@
         </w:tc>
         <w:tc>
           <w:tcPr>
-            <w:tcW w:type="dxa" w:w="771"/>
+            <w:tcW w:type="dxa" w:w="963"/>
             <w:tcMar>
               <w:top w:type="dxa" w:w="50"/>
               <w:left w:type="dxa" w:w="90"/>
@@ -9447,76 +8864,51 @@
         </w:tc>
         <w:tc>
           <w:tcPr>
-            <w:tcW w:type="dxa" w:w="2023"/>
-            <w:tcMar>
-              <w:top w:type="dxa" w:w="50"/>
-              <w:left w:type="dxa" w:w="90"/>
-              <w:bottom w:type="dxa" w:w="50"/>
-              <w:right w:type="dxa" w:w="90"/>
-            </w:tcMar>
-            <w:vAlign w:val="center"/>
-          </w:tcPr>
-          <w:p>
-            <w:r>
-              <w:rPr>
-                <w:rFonts w:ascii="맑은 고딕" w:cs="맑은 고딕" w:eastAsia="맑은 고딕" w:hAnsi="맑은 고딕"/>
-                <w:b w:val="false"/>
-                <w:bCs w:val="false"/>
-                <w:color w:val="1C1C1F"/>
-                <w:sz w:val="18"/>
-                <w:szCs w:val="18"/>
-              </w:rPr>
-              <w:t xml:space="preserve">240 → 80 (0.333)</w:t>
-            </w:r>
-          </w:p>
-        </w:tc>
-        <w:tc>
-          <w:tcPr>
-            <w:tcW w:type="dxa" w:w="2023"/>
-            <w:tcMar>
-              <w:top w:type="dxa" w:w="50"/>
-              <w:left w:type="dxa" w:w="90"/>
-              <w:bottom w:type="dxa" w:w="50"/>
-              <w:right w:type="dxa" w:w="90"/>
-            </w:tcMar>
-            <w:vAlign w:val="center"/>
-          </w:tcPr>
-          <w:p>
-            <w:r>
-              <w:rPr>
-                <w:rFonts w:ascii="맑은 고딕" w:cs="맑은 고딕" w:eastAsia="맑은 고딕" w:hAnsi="맑은 고딕"/>
-                <w:b w:val="false"/>
-                <w:bCs w:val="false"/>
-                <w:color w:val="1C1C1F"/>
-                <w:sz w:val="18"/>
-                <w:szCs w:val="18"/>
-              </w:rPr>
-              <w:t xml:space="preserve">393 → 104 (0.265)</w:t>
-            </w:r>
-          </w:p>
-        </w:tc>
-        <w:tc>
-          <w:tcPr>
-            <w:tcW w:type="dxa" w:w="1930"/>
-            <w:tcMar>
-              <w:top w:type="dxa" w:w="50"/>
-              <w:left w:type="dxa" w:w="90"/>
-              <w:bottom w:type="dxa" w:w="50"/>
-              <w:right w:type="dxa" w:w="90"/>
-            </w:tcMar>
-            <w:vAlign w:val="center"/>
-          </w:tcPr>
-          <w:p>
-            <w:r>
-              <w:rPr>
-                <w:rFonts w:ascii="맑은 고딕" w:cs="맑은 고딕" w:eastAsia="맑은 고딕" w:hAnsi="맑은 고딕"/>
-                <w:b w:val="false"/>
-                <w:bCs w:val="false"/>
-                <w:color w:val="1C1C1F"/>
-                <w:sz w:val="18"/>
-                <w:szCs w:val="18"/>
-              </w:rPr>
-              <w:t xml:space="preserve">253 → 76 (0.300)</w:t>
+            <w:tcW w:type="dxa" w:w="2698"/>
+            <w:tcMar>
+              <w:top w:type="dxa" w:w="50"/>
+              <w:left w:type="dxa" w:w="90"/>
+              <w:bottom w:type="dxa" w:w="50"/>
+              <w:right w:type="dxa" w:w="90"/>
+            </w:tcMar>
+            <w:vAlign w:val="center"/>
+          </w:tcPr>
+          <w:p>
+            <w:r>
+              <w:rPr>
+                <w:rFonts w:ascii="맑은 고딕" w:cs="맑은 고딕" w:eastAsia="맑은 고딕" w:hAnsi="맑은 고딕"/>
+                <w:b w:val="false"/>
+                <w:bCs w:val="false"/>
+                <w:color w:val="1C1C1F"/>
+                <w:sz w:val="18"/>
+                <w:szCs w:val="18"/>
+              </w:rPr>
+              <w:t xml:space="preserve">393 → 104 · 0.265 · 0.486</w:t>
+            </w:r>
+          </w:p>
+        </w:tc>
+        <w:tc>
+          <w:tcPr>
+            <w:tcW w:type="dxa" w:w="2701"/>
+            <w:tcMar>
+              <w:top w:type="dxa" w:w="50"/>
+              <w:left w:type="dxa" w:w="90"/>
+              <w:bottom w:type="dxa" w:w="50"/>
+              <w:right w:type="dxa" w:w="90"/>
+            </w:tcMar>
+            <w:vAlign w:val="center"/>
+          </w:tcPr>
+          <w:p>
+            <w:r>
+              <w:rPr>
+                <w:rFonts w:ascii="맑은 고딕" w:cs="맑은 고딕" w:eastAsia="맑은 고딕" w:hAnsi="맑은 고딕"/>
+                <w:b w:val="false"/>
+                <w:bCs w:val="false"/>
+                <w:color w:val="1C1C1F"/>
+                <w:sz w:val="18"/>
+                <w:szCs w:val="18"/>
+              </w:rPr>
+              <w:t xml:space="preserve">253 → 76 · 0.300 · 0.355</w:t>
             </w:r>
           </w:p>
         </w:tc>
@@ -9527,7 +8919,7 @@
         </w:trPr>
         <w:tc>
           <w:tcPr>
-            <w:tcW w:type="dxa" w:w="2891"/>
+            <w:tcW w:type="dxa" w:w="3276"/>
             <w:tcMar>
               <w:top w:type="dxa" w:w="50"/>
               <w:left w:type="dxa" w:w="90"/>
@@ -9552,7 +8944,7 @@
         </w:tc>
         <w:tc>
           <w:tcPr>
-            <w:tcW w:type="dxa" w:w="771"/>
+            <w:tcW w:type="dxa" w:w="963"/>
             <w:tcMar>
               <w:top w:type="dxa" w:w="50"/>
               <w:left w:type="dxa" w:w="90"/>
@@ -9577,76 +8969,51 @@
         </w:tc>
         <w:tc>
           <w:tcPr>
-            <w:tcW w:type="dxa" w:w="2023"/>
-            <w:tcMar>
-              <w:top w:type="dxa" w:w="50"/>
-              <w:left w:type="dxa" w:w="90"/>
-              <w:bottom w:type="dxa" w:w="50"/>
-              <w:right w:type="dxa" w:w="90"/>
-            </w:tcMar>
-            <w:vAlign w:val="center"/>
-          </w:tcPr>
-          <w:p>
-            <w:r>
-              <w:rPr>
-                <w:rFonts w:ascii="맑은 고딕" w:cs="맑은 고딕" w:eastAsia="맑은 고딕" w:hAnsi="맑은 고딕"/>
-                <w:b w:val="false"/>
-                <w:bCs w:val="false"/>
-                <w:color w:val="1C1C1F"/>
-                <w:sz w:val="18"/>
-                <w:szCs w:val="18"/>
-              </w:rPr>
-              <w:t xml:space="preserve">191 → 54 (0.283)</w:t>
-            </w:r>
-          </w:p>
-        </w:tc>
-        <w:tc>
-          <w:tcPr>
-            <w:tcW w:type="dxa" w:w="2023"/>
-            <w:tcMar>
-              <w:top w:type="dxa" w:w="50"/>
-              <w:left w:type="dxa" w:w="90"/>
-              <w:bottom w:type="dxa" w:w="50"/>
-              <w:right w:type="dxa" w:w="90"/>
-            </w:tcMar>
-            <w:vAlign w:val="center"/>
-          </w:tcPr>
-          <w:p>
-            <w:r>
-              <w:rPr>
-                <w:rFonts w:ascii="맑은 고딕" w:cs="맑은 고딕" w:eastAsia="맑은 고딕" w:hAnsi="맑은 고딕"/>
-                <w:b w:val="false"/>
-                <w:bCs w:val="false"/>
-                <w:color w:val="1C1C1F"/>
-                <w:sz w:val="18"/>
-                <w:szCs w:val="18"/>
-              </w:rPr>
-              <w:t xml:space="preserve">55 → 30 (0.545)</w:t>
-            </w:r>
-          </w:p>
-        </w:tc>
-        <w:tc>
-          <w:tcPr>
-            <w:tcW w:type="dxa" w:w="1930"/>
-            <w:tcMar>
-              <w:top w:type="dxa" w:w="50"/>
-              <w:left w:type="dxa" w:w="90"/>
-              <w:bottom w:type="dxa" w:w="50"/>
-              <w:right w:type="dxa" w:w="90"/>
-            </w:tcMar>
-            <w:vAlign w:val="center"/>
-          </w:tcPr>
-          <w:p>
-            <w:r>
-              <w:rPr>
-                <w:rFonts w:ascii="맑은 고딕" w:cs="맑은 고딕" w:eastAsia="맑은 고딕" w:hAnsi="맑은 고딕"/>
-                <w:b w:val="false"/>
-                <w:bCs w:val="false"/>
-                <w:color w:val="1C1C1F"/>
-                <w:sz w:val="18"/>
-                <w:szCs w:val="18"/>
-              </w:rPr>
-              <w:t xml:space="preserve">140 → 49 (0.350)</w:t>
+            <w:tcW w:type="dxa" w:w="2698"/>
+            <w:tcMar>
+              <w:top w:type="dxa" w:w="50"/>
+              <w:left w:type="dxa" w:w="90"/>
+              <w:bottom w:type="dxa" w:w="50"/>
+              <w:right w:type="dxa" w:w="90"/>
+            </w:tcMar>
+            <w:vAlign w:val="center"/>
+          </w:tcPr>
+          <w:p>
+            <w:r>
+              <w:rPr>
+                <w:rFonts w:ascii="맑은 고딕" w:cs="맑은 고딕" w:eastAsia="맑은 고딕" w:hAnsi="맑은 고딕"/>
+                <w:b w:val="false"/>
+                <w:bCs w:val="false"/>
+                <w:color w:val="1C1C1F"/>
+                <w:sz w:val="18"/>
+                <w:szCs w:val="18"/>
+              </w:rPr>
+              <w:t xml:space="preserve">55 → 30 · 0.545 · 0.323</w:t>
+            </w:r>
+          </w:p>
+        </w:tc>
+        <w:tc>
+          <w:tcPr>
+            <w:tcW w:type="dxa" w:w="2701"/>
+            <w:tcMar>
+              <w:top w:type="dxa" w:w="50"/>
+              <w:left w:type="dxa" w:w="90"/>
+              <w:bottom w:type="dxa" w:w="50"/>
+              <w:right w:type="dxa" w:w="90"/>
+            </w:tcMar>
+            <w:vAlign w:val="center"/>
+          </w:tcPr>
+          <w:p>
+            <w:r>
+              <w:rPr>
+                <w:rFonts w:ascii="맑은 고딕" w:cs="맑은 고딕" w:eastAsia="맑은 고딕" w:hAnsi="맑은 고딕"/>
+                <w:b w:val="false"/>
+                <w:bCs w:val="false"/>
+                <w:color w:val="1C1C1F"/>
+                <w:sz w:val="18"/>
+                <w:szCs w:val="18"/>
+              </w:rPr>
+              <w:t xml:space="preserve">140 → 49 · 0.350 · 0.527</w:t>
             </w:r>
           </w:p>
         </w:tc>
@@ -9657,7 +9024,7 @@
         </w:trPr>
         <w:tc>
           <w:tcPr>
-            <w:tcW w:type="dxa" w:w="2891"/>
+            <w:tcW w:type="dxa" w:w="3276"/>
             <w:tcMar>
               <w:top w:type="dxa" w:w="50"/>
               <w:left w:type="dxa" w:w="90"/>
@@ -9682,7 +9049,7 @@
         </w:tc>
         <w:tc>
           <w:tcPr>
-            <w:tcW w:type="dxa" w:w="771"/>
+            <w:tcW w:type="dxa" w:w="963"/>
             <w:tcMar>
               <w:top w:type="dxa" w:w="50"/>
               <w:left w:type="dxa" w:w="90"/>
@@ -9707,76 +9074,51 @@
         </w:tc>
         <w:tc>
           <w:tcPr>
-            <w:tcW w:type="dxa" w:w="2023"/>
-            <w:tcMar>
-              <w:top w:type="dxa" w:w="50"/>
-              <w:left w:type="dxa" w:w="90"/>
-              <w:bottom w:type="dxa" w:w="50"/>
-              <w:right w:type="dxa" w:w="90"/>
-            </w:tcMar>
-            <w:vAlign w:val="center"/>
-          </w:tcPr>
-          <w:p>
-            <w:r>
-              <w:rPr>
-                <w:rFonts w:ascii="맑은 고딕" w:cs="맑은 고딕" w:eastAsia="맑은 고딕" w:hAnsi="맑은 고딕"/>
-                <w:b w:val="false"/>
-                <w:bCs w:val="false"/>
-                <w:color w:val="1C1C1F"/>
-                <w:sz w:val="18"/>
-                <w:szCs w:val="18"/>
-              </w:rPr>
-              <w:t xml:space="preserve">152 → 65 (0.428)</w:t>
-            </w:r>
-          </w:p>
-        </w:tc>
-        <w:tc>
-          <w:tcPr>
-            <w:tcW w:type="dxa" w:w="2023"/>
-            <w:tcMar>
-              <w:top w:type="dxa" w:w="50"/>
-              <w:left w:type="dxa" w:w="90"/>
-              <w:bottom w:type="dxa" w:w="50"/>
-              <w:right w:type="dxa" w:w="90"/>
-            </w:tcMar>
-            <w:vAlign w:val="center"/>
-          </w:tcPr>
-          <w:p>
-            <w:r>
-              <w:rPr>
-                <w:rFonts w:ascii="맑은 고딕" w:cs="맑은 고딕" w:eastAsia="맑은 고딕" w:hAnsi="맑은 고딕"/>
-                <w:b w:val="false"/>
-                <w:bCs w:val="false"/>
-                <w:color w:val="1C1C1F"/>
-                <w:sz w:val="18"/>
-                <w:szCs w:val="18"/>
-              </w:rPr>
-              <w:t xml:space="preserve">82 → 51 (0.622)</w:t>
-            </w:r>
-          </w:p>
-        </w:tc>
-        <w:tc>
-          <w:tcPr>
-            <w:tcW w:type="dxa" w:w="1930"/>
-            <w:tcMar>
-              <w:top w:type="dxa" w:w="50"/>
-              <w:left w:type="dxa" w:w="90"/>
-              <w:bottom w:type="dxa" w:w="50"/>
-              <w:right w:type="dxa" w:w="90"/>
-            </w:tcMar>
-            <w:vAlign w:val="center"/>
-          </w:tcPr>
-          <w:p>
-            <w:r>
-              <w:rPr>
-                <w:rFonts w:ascii="맑은 고딕" w:cs="맑은 고딕" w:eastAsia="맑은 고딕" w:hAnsi="맑은 고딕"/>
-                <w:b w:val="false"/>
-                <w:bCs w:val="false"/>
-                <w:color w:val="1C1C1F"/>
-                <w:sz w:val="18"/>
-                <w:szCs w:val="18"/>
-              </w:rPr>
-              <w:t xml:space="preserve">89 → 54 (0.607)</w:t>
+            <w:tcW w:type="dxa" w:w="2698"/>
+            <w:tcMar>
+              <w:top w:type="dxa" w:w="50"/>
+              <w:left w:type="dxa" w:w="90"/>
+              <w:bottom w:type="dxa" w:w="50"/>
+              <w:right w:type="dxa" w:w="90"/>
+            </w:tcMar>
+            <w:vAlign w:val="center"/>
+          </w:tcPr>
+          <w:p>
+            <w:r>
+              <w:rPr>
+                <w:rFonts w:ascii="맑은 고딕" w:cs="맑은 고딕" w:eastAsia="맑은 고딕" w:hAnsi="맑은 고딕"/>
+                <w:b w:val="false"/>
+                <w:bCs w:val="false"/>
+                <w:color w:val="1C1C1F"/>
+                <w:sz w:val="18"/>
+                <w:szCs w:val="18"/>
+              </w:rPr>
+              <w:t xml:space="preserve">82 → 51 · 0.622 · 0.548</w:t>
+            </w:r>
+          </w:p>
+        </w:tc>
+        <w:tc>
+          <w:tcPr>
+            <w:tcW w:type="dxa" w:w="2701"/>
+            <w:tcMar>
+              <w:top w:type="dxa" w:w="50"/>
+              <w:left w:type="dxa" w:w="90"/>
+              <w:bottom w:type="dxa" w:w="50"/>
+              <w:right w:type="dxa" w:w="90"/>
+            </w:tcMar>
+            <w:vAlign w:val="center"/>
+          </w:tcPr>
+          <w:p>
+            <w:r>
+              <w:rPr>
+                <w:rFonts w:ascii="맑은 고딕" w:cs="맑은 고딕" w:eastAsia="맑은 고딕" w:hAnsi="맑은 고딕"/>
+                <w:b w:val="false"/>
+                <w:bCs w:val="false"/>
+                <w:color w:val="1C1C1F"/>
+                <w:sz w:val="18"/>
+                <w:szCs w:val="18"/>
+              </w:rPr>
+              <w:t xml:space="preserve">89 → 54 · 0.607 · 0.581</w:t>
             </w:r>
           </w:p>
         </w:tc>
@@ -9787,7 +9129,7 @@
         </w:trPr>
         <w:tc>
           <w:tcPr>
-            <w:tcW w:type="dxa" w:w="2891"/>
+            <w:tcW w:type="dxa" w:w="3276"/>
             <w:tcMar>
               <w:top w:type="dxa" w:w="50"/>
               <w:left w:type="dxa" w:w="90"/>
@@ -9812,7 +9154,7 @@
         </w:tc>
         <w:tc>
           <w:tcPr>
-            <w:tcW w:type="dxa" w:w="771"/>
+            <w:tcW w:type="dxa" w:w="963"/>
             <w:tcMar>
               <w:top w:type="dxa" w:w="50"/>
               <w:left w:type="dxa" w:w="90"/>
@@ -9837,76 +9179,51 @@
         </w:tc>
         <w:tc>
           <w:tcPr>
-            <w:tcW w:type="dxa" w:w="2023"/>
-            <w:tcMar>
-              <w:top w:type="dxa" w:w="50"/>
-              <w:left w:type="dxa" w:w="90"/>
-              <w:bottom w:type="dxa" w:w="50"/>
-              <w:right w:type="dxa" w:w="90"/>
-            </w:tcMar>
-            <w:vAlign w:val="center"/>
-          </w:tcPr>
-          <w:p>
-            <w:r>
-              <w:rPr>
-                <w:rFonts w:ascii="맑은 고딕" w:cs="맑은 고딕" w:eastAsia="맑은 고딕" w:hAnsi="맑은 고딕"/>
-                <w:b w:val="false"/>
-                <w:bCs w:val="false"/>
-                <w:color w:val="1C1C1F"/>
-                <w:sz w:val="18"/>
-                <w:szCs w:val="18"/>
-              </w:rPr>
-              <w:t xml:space="preserve">77 → 8 (0.104)</w:t>
-            </w:r>
-          </w:p>
-        </w:tc>
-        <w:tc>
-          <w:tcPr>
-            <w:tcW w:type="dxa" w:w="2023"/>
-            <w:tcMar>
-              <w:top w:type="dxa" w:w="50"/>
-              <w:left w:type="dxa" w:w="90"/>
-              <w:bottom w:type="dxa" w:w="50"/>
-              <w:right w:type="dxa" w:w="90"/>
-            </w:tcMar>
-            <w:vAlign w:val="center"/>
-          </w:tcPr>
-          <w:p>
-            <w:r>
-              <w:rPr>
-                <w:rFonts w:ascii="맑은 고딕" w:cs="맑은 고딕" w:eastAsia="맑은 고딕" w:hAnsi="맑은 고딕"/>
-                <w:b w:val="false"/>
-                <w:bCs w:val="false"/>
-                <w:color w:val="1C1C1F"/>
-                <w:sz w:val="18"/>
-                <w:szCs w:val="18"/>
-              </w:rPr>
-              <w:t xml:space="preserve">26 → 6 (0.231)</w:t>
-            </w:r>
-          </w:p>
-        </w:tc>
-        <w:tc>
-          <w:tcPr>
-            <w:tcW w:type="dxa" w:w="1930"/>
-            <w:tcMar>
-              <w:top w:type="dxa" w:w="50"/>
-              <w:left w:type="dxa" w:w="90"/>
-              <w:bottom w:type="dxa" w:w="50"/>
-              <w:right w:type="dxa" w:w="90"/>
-            </w:tcMar>
-            <w:vAlign w:val="center"/>
-          </w:tcPr>
-          <w:p>
-            <w:r>
-              <w:rPr>
-                <w:rFonts w:ascii="맑은 고딕" w:cs="맑은 고딕" w:eastAsia="맑은 고딕" w:hAnsi="맑은 고딕"/>
-                <w:b w:val="false"/>
-                <w:bCs w:val="false"/>
-                <w:color w:val="1C1C1F"/>
-                <w:sz w:val="18"/>
-                <w:szCs w:val="18"/>
-              </w:rPr>
-              <w:t xml:space="preserve">34 → 6 (0.176)</w:t>
+            <w:tcW w:type="dxa" w:w="2698"/>
+            <w:tcMar>
+              <w:top w:type="dxa" w:w="50"/>
+              <w:left w:type="dxa" w:w="90"/>
+              <w:bottom w:type="dxa" w:w="50"/>
+              <w:right w:type="dxa" w:w="90"/>
+            </w:tcMar>
+            <w:vAlign w:val="center"/>
+          </w:tcPr>
+          <w:p>
+            <w:r>
+              <w:rPr>
+                <w:rFonts w:ascii="맑은 고딕" w:cs="맑은 고딕" w:eastAsia="맑은 고딕" w:hAnsi="맑은 고딕"/>
+                <w:b w:val="false"/>
+                <w:bCs w:val="false"/>
+                <w:color w:val="1C1C1F"/>
+                <w:sz w:val="18"/>
+                <w:szCs w:val="18"/>
+              </w:rPr>
+              <w:t xml:space="preserve">26 → 6 · 0.231 · 0.171</w:t>
+            </w:r>
+          </w:p>
+        </w:tc>
+        <w:tc>
+          <w:tcPr>
+            <w:tcW w:type="dxa" w:w="2701"/>
+            <w:tcMar>
+              <w:top w:type="dxa" w:w="50"/>
+              <w:left w:type="dxa" w:w="90"/>
+              <w:bottom w:type="dxa" w:w="50"/>
+              <w:right w:type="dxa" w:w="90"/>
+            </w:tcMar>
+            <w:vAlign w:val="center"/>
+          </w:tcPr>
+          <w:p>
+            <w:r>
+              <w:rPr>
+                <w:rFonts w:ascii="맑은 고딕" w:cs="맑은 고딕" w:eastAsia="맑은 고딕" w:hAnsi="맑은 고딕"/>
+                <w:b w:val="false"/>
+                <w:bCs w:val="false"/>
+                <w:color w:val="1C1C1F"/>
+                <w:sz w:val="18"/>
+                <w:szCs w:val="18"/>
+              </w:rPr>
+              <w:t xml:space="preserve">34 → 6 · 0.176 · 0.171</w:t>
             </w:r>
           </w:p>
         </w:tc>
@@ -9917,7 +9234,7 @@
         </w:trPr>
         <w:tc>
           <w:tcPr>
-            <w:tcW w:type="dxa" w:w="2891"/>
+            <w:tcW w:type="dxa" w:w="3276"/>
             <w:tcMar>
               <w:top w:type="dxa" w:w="50"/>
               <w:left w:type="dxa" w:w="90"/>
@@ -9942,7 +9259,7 @@
         </w:tc>
         <w:tc>
           <w:tcPr>
-            <w:tcW w:type="dxa" w:w="771"/>
+            <w:tcW w:type="dxa" w:w="963"/>
             <w:tcMar>
               <w:top w:type="dxa" w:w="50"/>
               <w:left w:type="dxa" w:w="90"/>
@@ -9967,76 +9284,51 @@
         </w:tc>
         <w:tc>
           <w:tcPr>
-            <w:tcW w:type="dxa" w:w="2023"/>
-            <w:tcMar>
-              <w:top w:type="dxa" w:w="50"/>
-              <w:left w:type="dxa" w:w="90"/>
-              <w:bottom w:type="dxa" w:w="50"/>
-              <w:right w:type="dxa" w:w="90"/>
-            </w:tcMar>
-            <w:vAlign w:val="center"/>
-          </w:tcPr>
-          <w:p>
-            <w:r>
-              <w:rPr>
-                <w:rFonts w:ascii="맑은 고딕" w:cs="맑은 고딕" w:eastAsia="맑은 고딕" w:hAnsi="맑은 고딕"/>
-                <w:b w:val="false"/>
-                <w:bCs w:val="false"/>
-                <w:color w:val="1C1C1F"/>
-                <w:sz w:val="18"/>
-                <w:szCs w:val="18"/>
-              </w:rPr>
-              <w:t xml:space="preserve">18 → 8 (0.444)</w:t>
-            </w:r>
-          </w:p>
-        </w:tc>
-        <w:tc>
-          <w:tcPr>
-            <w:tcW w:type="dxa" w:w="2023"/>
-            <w:tcMar>
-              <w:top w:type="dxa" w:w="50"/>
-              <w:left w:type="dxa" w:w="90"/>
-              <w:bottom w:type="dxa" w:w="50"/>
-              <w:right w:type="dxa" w:w="90"/>
-            </w:tcMar>
-            <w:vAlign w:val="center"/>
-          </w:tcPr>
-          <w:p>
-            <w:r>
-              <w:rPr>
-                <w:rFonts w:ascii="맑은 고딕" w:cs="맑은 고딕" w:eastAsia="맑은 고딕" w:hAnsi="맑은 고딕"/>
-                <w:b w:val="false"/>
-                <w:bCs w:val="false"/>
-                <w:color w:val="1C1C1F"/>
-                <w:sz w:val="18"/>
-                <w:szCs w:val="18"/>
-              </w:rPr>
-              <w:t xml:space="preserve">60 → 35 (0.583)</w:t>
-            </w:r>
-          </w:p>
-        </w:tc>
-        <w:tc>
-          <w:tcPr>
-            <w:tcW w:type="dxa" w:w="1930"/>
-            <w:tcMar>
-              <w:top w:type="dxa" w:w="50"/>
-              <w:left w:type="dxa" w:w="90"/>
-              <w:bottom w:type="dxa" w:w="50"/>
-              <w:right w:type="dxa" w:w="90"/>
-            </w:tcMar>
-            <w:vAlign w:val="center"/>
-          </w:tcPr>
-          <w:p>
-            <w:r>
-              <w:rPr>
-                <w:rFonts w:ascii="맑은 고딕" w:cs="맑은 고딕" w:eastAsia="맑은 고딕" w:hAnsi="맑은 고딕"/>
-                <w:b w:val="false"/>
-                <w:bCs w:val="false"/>
-                <w:color w:val="1C1C1F"/>
-                <w:sz w:val="18"/>
-                <w:szCs w:val="18"/>
-              </w:rPr>
-              <w:t xml:space="preserve">145 → 71 (0.490)</w:t>
+            <w:tcW w:type="dxa" w:w="2698"/>
+            <w:tcMar>
+              <w:top w:type="dxa" w:w="50"/>
+              <w:left w:type="dxa" w:w="90"/>
+              <w:bottom w:type="dxa" w:w="50"/>
+              <w:right w:type="dxa" w:w="90"/>
+            </w:tcMar>
+            <w:vAlign w:val="center"/>
+          </w:tcPr>
+          <w:p>
+            <w:r>
+              <w:rPr>
+                <w:rFonts w:ascii="맑은 고딕" w:cs="맑은 고딕" w:eastAsia="맑은 고딕" w:hAnsi="맑은 고딕"/>
+                <w:b w:val="false"/>
+                <w:bCs w:val="false"/>
+                <w:color w:val="1C1C1F"/>
+                <w:sz w:val="18"/>
+                <w:szCs w:val="18"/>
+              </w:rPr>
+              <w:t xml:space="preserve">60 → 35 · 0.583 · 0.172</w:t>
+            </w:r>
+          </w:p>
+        </w:tc>
+        <w:tc>
+          <w:tcPr>
+            <w:tcW w:type="dxa" w:w="2701"/>
+            <w:tcMar>
+              <w:top w:type="dxa" w:w="50"/>
+              <w:left w:type="dxa" w:w="90"/>
+              <w:bottom w:type="dxa" w:w="50"/>
+              <w:right w:type="dxa" w:w="90"/>
+            </w:tcMar>
+            <w:vAlign w:val="center"/>
+          </w:tcPr>
+          <w:p>
+            <w:r>
+              <w:rPr>
+                <w:rFonts w:ascii="맑은 고딕" w:cs="맑은 고딕" w:eastAsia="맑은 고딕" w:hAnsi="맑은 고딕"/>
+                <w:b w:val="false"/>
+                <w:bCs w:val="false"/>
+                <w:color w:val="1C1C1F"/>
+                <w:sz w:val="18"/>
+                <w:szCs w:val="18"/>
+              </w:rPr>
+              <w:t xml:space="preserve">145 → 71 · 0.490 · 0.350</w:t>
             </w:r>
           </w:p>
         </w:tc>
@@ -10047,7 +9339,7 @@
         </w:trPr>
         <w:tc>
           <w:tcPr>
-            <w:tcW w:type="dxa" w:w="2891"/>
+            <w:tcW w:type="dxa" w:w="3276"/>
             <w:tcMar>
               <w:top w:type="dxa" w:w="50"/>
               <w:left w:type="dxa" w:w="90"/>
@@ -10072,7 +9364,7 @@
         </w:tc>
         <w:tc>
           <w:tcPr>
-            <w:tcW w:type="dxa" w:w="771"/>
+            <w:tcW w:type="dxa" w:w="963"/>
             <w:tcMar>
               <w:top w:type="dxa" w:w="50"/>
               <w:left w:type="dxa" w:w="90"/>
@@ -10097,76 +9389,51 @@
         </w:tc>
         <w:tc>
           <w:tcPr>
-            <w:tcW w:type="dxa" w:w="2023"/>
-            <w:tcMar>
-              <w:top w:type="dxa" w:w="50"/>
-              <w:left w:type="dxa" w:w="90"/>
-              <w:bottom w:type="dxa" w:w="50"/>
-              <w:right w:type="dxa" w:w="90"/>
-            </w:tcMar>
-            <w:vAlign w:val="center"/>
-          </w:tcPr>
-          <w:p>
-            <w:r>
-              <w:rPr>
-                <w:rFonts w:ascii="맑은 고딕" w:cs="맑은 고딕" w:eastAsia="맑은 고딕" w:hAnsi="맑은 고딕"/>
-                <w:b w:val="false"/>
-                <w:bCs w:val="false"/>
-                <w:color w:val="1C1C1F"/>
-                <w:sz w:val="18"/>
-                <w:szCs w:val="18"/>
-              </w:rPr>
-              <w:t xml:space="preserve">0</w:t>
-            </w:r>
-          </w:p>
-        </w:tc>
-        <w:tc>
-          <w:tcPr>
-            <w:tcW w:type="dxa" w:w="2023"/>
-            <w:tcMar>
-              <w:top w:type="dxa" w:w="50"/>
-              <w:left w:type="dxa" w:w="90"/>
-              <w:bottom w:type="dxa" w:w="50"/>
-              <w:right w:type="dxa" w:w="90"/>
-            </w:tcMar>
-            <w:vAlign w:val="center"/>
-          </w:tcPr>
-          <w:p>
-            <w:r>
-              <w:rPr>
-                <w:rFonts w:ascii="맑은 고딕" w:cs="맑은 고딕" w:eastAsia="맑은 고딕" w:hAnsi="맑은 고딕"/>
-                <w:b w:val="false"/>
-                <w:bCs w:val="false"/>
-                <w:color w:val="1C1C1F"/>
-                <w:sz w:val="18"/>
-                <w:szCs w:val="18"/>
-              </w:rPr>
-              <w:t xml:space="preserve">74 → 8 (0.108)</w:t>
-            </w:r>
-          </w:p>
-        </w:tc>
-        <w:tc>
-          <w:tcPr>
-            <w:tcW w:type="dxa" w:w="1930"/>
-            <w:tcMar>
-              <w:top w:type="dxa" w:w="50"/>
-              <w:left w:type="dxa" w:w="90"/>
-              <w:bottom w:type="dxa" w:w="50"/>
-              <w:right w:type="dxa" w:w="90"/>
-            </w:tcMar>
-            <w:vAlign w:val="center"/>
-          </w:tcPr>
-          <w:p>
-            <w:r>
-              <w:rPr>
-                <w:rFonts w:ascii="맑은 고딕" w:cs="맑은 고딕" w:eastAsia="맑은 고딕" w:hAnsi="맑은 고딕"/>
-                <w:b w:val="false"/>
-                <w:bCs w:val="false"/>
-                <w:color w:val="1C1C1F"/>
-                <w:sz w:val="18"/>
-                <w:szCs w:val="18"/>
-              </w:rPr>
-              <w:t xml:space="preserve">22 → 2 (0.091)</w:t>
+            <w:tcW w:type="dxa" w:w="2698"/>
+            <w:tcMar>
+              <w:top w:type="dxa" w:w="50"/>
+              <w:left w:type="dxa" w:w="90"/>
+              <w:bottom w:type="dxa" w:w="50"/>
+              <w:right w:type="dxa" w:w="90"/>
+            </w:tcMar>
+            <w:vAlign w:val="center"/>
+          </w:tcPr>
+          <w:p>
+            <w:r>
+              <w:rPr>
+                <w:rFonts w:ascii="맑은 고딕" w:cs="맑은 고딕" w:eastAsia="맑은 고딕" w:hAnsi="맑은 고딕"/>
+                <w:b w:val="false"/>
+                <w:bCs w:val="false"/>
+                <w:color w:val="1C1C1F"/>
+                <w:sz w:val="18"/>
+                <w:szCs w:val="18"/>
+              </w:rPr>
+              <w:t xml:space="preserve">74 → 8 · 0.108 · 0.082</w:t>
+            </w:r>
+          </w:p>
+        </w:tc>
+        <w:tc>
+          <w:tcPr>
+            <w:tcW w:type="dxa" w:w="2701"/>
+            <w:tcMar>
+              <w:top w:type="dxa" w:w="50"/>
+              <w:left w:type="dxa" w:w="90"/>
+              <w:bottom w:type="dxa" w:w="50"/>
+              <w:right w:type="dxa" w:w="90"/>
+            </w:tcMar>
+            <w:vAlign w:val="center"/>
+          </w:tcPr>
+          <w:p>
+            <w:r>
+              <w:rPr>
+                <w:rFonts w:ascii="맑은 고딕" w:cs="맑은 고딕" w:eastAsia="맑은 고딕" w:hAnsi="맑은 고딕"/>
+                <w:b w:val="false"/>
+                <w:bCs w:val="false"/>
+                <w:color w:val="1C1C1F"/>
+                <w:sz w:val="18"/>
+                <w:szCs w:val="18"/>
+              </w:rPr>
+              <w:t xml:space="preserve">22 → 2 · 0.091 · 0.021</w:t>
             </w:r>
           </w:p>
         </w:tc>
@@ -10177,7 +9444,7 @@
         </w:trPr>
         <w:tc>
           <w:tcPr>
-            <w:tcW w:type="dxa" w:w="2891"/>
+            <w:tcW w:type="dxa" w:w="3276"/>
             <w:tcMar>
               <w:top w:type="dxa" w:w="50"/>
               <w:left w:type="dxa" w:w="90"/>
@@ -10202,7 +9469,7 @@
         </w:tc>
         <w:tc>
           <w:tcPr>
-            <w:tcW w:type="dxa" w:w="771"/>
+            <w:tcW w:type="dxa" w:w="963"/>
             <w:tcMar>
               <w:top w:type="dxa" w:w="50"/>
               <w:left w:type="dxa" w:w="90"/>
@@ -10215,32 +9482,7 @@
         </w:tc>
         <w:tc>
           <w:tcPr>
-            <w:tcW w:type="dxa" w:w="2023"/>
-            <w:tcMar>
-              <w:top w:type="dxa" w:w="50"/>
-              <w:left w:type="dxa" w:w="90"/>
-              <w:bottom w:type="dxa" w:w="50"/>
-              <w:right w:type="dxa" w:w="90"/>
-            </w:tcMar>
-            <w:vAlign w:val="center"/>
-          </w:tcPr>
-          <w:p>
-            <w:r>
-              <w:rPr>
-                <w:rFonts w:ascii="맑은 고딕" w:cs="맑은 고딕" w:eastAsia="맑은 고딕" w:hAnsi="맑은 고딕"/>
-                <w:b w:val="false"/>
-                <w:bCs w:val="false"/>
-                <w:color w:val="1C1C1F"/>
-                <w:sz w:val="18"/>
-                <w:szCs w:val="18"/>
-              </w:rPr>
-              <w:t xml:space="preserve">69</w:t>
-            </w:r>
-          </w:p>
-        </w:tc>
-        <w:tc>
-          <w:tcPr>
-            <w:tcW w:type="dxa" w:w="2023"/>
+            <w:tcW w:type="dxa" w:w="2698"/>
             <w:tcMar>
               <w:top w:type="dxa" w:w="50"/>
               <w:left w:type="dxa" w:w="90"/>
@@ -10265,7 +9507,7 @@
         </w:tc>
         <w:tc>
           <w:tcPr>
-            <w:tcW w:type="dxa" w:w="1930"/>
+            <w:tcW w:type="dxa" w:w="2701"/>
             <w:tcMar>
               <w:top w:type="dxa" w:w="50"/>
               <w:left w:type="dxa" w:w="90"/>
@@ -10285,6 +9527,99 @@
                 <w:szCs w:val="18"/>
               </w:rPr>
               <w:t xml:space="preserve">31</w:t>
+            </w:r>
+          </w:p>
+        </w:tc>
+      </w:tr>
+      <w:tr>
+        <w:trPr>
+          <w:cantSplit/>
+        </w:trPr>
+        <w:tc>
+          <w:tcPr>
+            <w:tcW w:type="dxa" w:w="3276"/>
+            <w:tcMar>
+              <w:top w:type="dxa" w:w="50"/>
+              <w:left w:type="dxa" w:w="90"/>
+              <w:bottom w:type="dxa" w:w="50"/>
+              <w:right w:type="dxa" w:w="90"/>
+            </w:tcMar>
+            <w:vAlign w:val="center"/>
+          </w:tcPr>
+          <w:p>
+            <w:r>
+              <w:rPr>
+                <w:rFonts w:ascii="맑은 고딕" w:cs="맑은 고딕" w:eastAsia="맑은 고딕" w:hAnsi="맑은 고딕"/>
+                <w:b w:val="false"/>
+                <w:bCs w:val="false"/>
+                <w:color w:val="1C1C1F"/>
+                <w:sz w:val="18"/>
+                <w:szCs w:val="18"/>
+              </w:rPr>
+              <w:t xml:space="preserve">거짓_과장이 조건 L 10행 중 선 행</w:t>
+            </w:r>
+          </w:p>
+        </w:tc>
+        <w:tc>
+          <w:tcPr>
+            <w:tcW w:type="dxa" w:w="963"/>
+            <w:tcMar>
+              <w:top w:type="dxa" w:w="50"/>
+              <w:left w:type="dxa" w:w="90"/>
+              <w:bottom w:type="dxa" w:w="50"/>
+              <w:right w:type="dxa" w:w="90"/>
+            </w:tcMar>
+            <w:vAlign w:val="center"/>
+          </w:tcPr>
+          <w:p/>
+        </w:tc>
+        <w:tc>
+          <w:tcPr>
+            <w:tcW w:type="dxa" w:w="2698"/>
+            <w:tcMar>
+              <w:top w:type="dxa" w:w="50"/>
+              <w:left w:type="dxa" w:w="90"/>
+              <w:bottom w:type="dxa" w:w="50"/>
+              <w:right w:type="dxa" w:w="90"/>
+            </w:tcMar>
+            <w:vAlign w:val="center"/>
+          </w:tcPr>
+          <w:p>
+            <w:r>
+              <w:rPr>
+                <w:rFonts w:ascii="맑은 고딕" w:cs="맑은 고딕" w:eastAsia="맑은 고딕" w:hAnsi="맑은 고딕"/>
+                <w:b w:val="false"/>
+                <w:bCs w:val="false"/>
+                <w:color w:val="1C1C1F"/>
+                <w:sz w:val="18"/>
+                <w:szCs w:val="18"/>
+              </w:rPr>
+              <w:t xml:space="preserve">9</w:t>
+            </w:r>
+          </w:p>
+        </w:tc>
+        <w:tc>
+          <w:tcPr>
+            <w:tcW w:type="dxa" w:w="2701"/>
+            <w:tcMar>
+              <w:top w:type="dxa" w:w="50"/>
+              <w:left w:type="dxa" w:w="90"/>
+              <w:bottom w:type="dxa" w:w="50"/>
+              <w:right w:type="dxa" w:w="90"/>
+            </w:tcMar>
+            <w:vAlign w:val="center"/>
+          </w:tcPr>
+          <w:p>
+            <w:r>
+              <w:rPr>
+                <w:rFonts w:ascii="맑은 고딕" w:cs="맑은 고딕" w:eastAsia="맑은 고딕" w:hAnsi="맑은 고딕"/>
+                <w:b w:val="false"/>
+                <w:bCs w:val="false"/>
+                <w:color w:val="1C1C1F"/>
+                <w:sz w:val="18"/>
+                <w:szCs w:val="18"/>
+              </w:rPr>
+              <w:t xml:space="preserve">4</w:t>
             </w:r>
           </w:p>
         </w:tc>
@@ -10294,34 +9629,6 @@
       <w:pPr>
         <w:spacing w:after="60"/>
       </w:pPr>
-    </w:p>
-    <w:p>
-      <w:pPr>
-        <w:pStyle w:val="ListParagraph"/>
-        <w:numPr>
-          <w:ilvl w:val="0"/>
-          <w:numId w:val="2"/>
-        </w:numPr>
-        <w:spacing w:after="60"/>
-      </w:pPr>
-      <w:r>
-        <w:rPr>
-          <w:rFonts w:ascii="맑은 고딕" w:cs="맑은 고딕" w:eastAsia="맑은 고딕" w:hAnsi="맑은 고딕"/>
-          <w:b/>
-          <w:bCs/>
-          <w:sz w:val="20"/>
-          <w:szCs w:val="20"/>
-        </w:rPr>
-        <w:t xml:space="preserve">v10 은 후보 A 를 재현한다.</w:t>
-      </w:r>
-      <w:r>
-        <w:rPr>
-          <w:rFonts w:ascii="맑은 고딕" w:cs="맑은 고딕" w:eastAsia="맑은 고딕" w:hAnsi="맑은 고딕"/>
-          <w:sz w:val="20"/>
-          <w:szCs w:val="20"/>
-        </w:rPr>
-        <w:t xml:space="preserve"> dev 를 다르게 뗐는데 test 수치가 거의 같다(탐지 54% 대 56 ~ 57% · 거짓_과장 후보 1,616 대 1,688행).</w:t>
-      </w:r>
     </w:p>
     <w:p>
       <w:pPr>
@@ -10348,7 +9655,7 @@
           <w:sz w:val="20"/>
           <w:szCs w:val="20"/>
         </w:rPr>
-        <w:t xml:space="preserve"> 거짓_과장 후보가 절반 수준(925행)이고 탐지는 6 ~ 9%p 낮다. 정밀도는 세 모델이 0.23 ~ 0.26 으로 같다.</w:t>
+        <w:t xml:space="preserve"> 거짓_과장 후보가 v10 의 절반 남짓(925 대 1,616행)이고 탐지는 6 ~ 7%p 낮다. 거짓_과장의 정밀도는 0.23 · 0.26 으로 비슷하다.</w:t>
       </w:r>
     </w:p>
     <w:p>
@@ -10376,7 +9683,7 @@
           <w:sz w:val="20"/>
           <w:szCs w:val="20"/>
         </w:rPr>
-        <w:t xml:space="preserve"> v11 은 수정문구 통과가 12행으로 가장 많지만 위반 15행이 「위반 없음」으로 통과됐다. selective risk 40% 가 여기서 나온다.</w:t>
+        <w:t xml:space="preserve"> v11 은 수정문구 통과가 12행으로 v10 의 두 배지만 위반 15행이 「위반 없음」으로 통과됐다. selective risk 40% 가 여기서 나온다.</w:t>
       </w:r>
     </w:p>
     <w:p>
@@ -10394,7 +9701,25 @@
           <w:sz w:val="20"/>
           <w:szCs w:val="20"/>
         </w:rPr>
-        <w:t xml:space="preserve">적법 수정문구 통과는 세 모델 모두 10% 에 못 미친다.</w:t>
+        <w:t xml:space="preserve">적법 수정문구 통과는 두 모델 모두 10% 에 못 미친다.</w:t>
+      </w:r>
+    </w:p>
+    <w:p>
+      <w:pPr>
+        <w:pStyle w:val="ListParagraph"/>
+        <w:numPr>
+          <w:ilvl w:val="0"/>
+          <w:numId w:val="2"/>
+        </w:numPr>
+        <w:spacing w:after="60"/>
+      </w:pPr>
+      <w:r>
+        <w:rPr>
+          <w:rFonts w:ascii="맑은 고딕" w:cs="맑은 고딕" w:eastAsia="맑은 고딕" w:hAnsi="맑은 고딕"/>
+          <w:sz w:val="20"/>
+          <w:szCs w:val="20"/>
+        </w:rPr>
+        <w:t xml:space="preserve">dev 와 차이가 크다 — 품목을 아는 조건의 탐지가 dev 75% · 73% 에서 test 54% · 48% 로 내려간다.</w:t>
       </w:r>
     </w:p>
     <w:p>
@@ -10425,7 +9750,7 @@
           <w:sz w:val="20"/>
           <w:szCs w:val="20"/>
         </w:rPr>
-        <w:t xml:space="preserve">5절과 10-06 실행의 행별 확률로 문턱 없는 지표를 냈다. </w:t>
+        <w:t xml:space="preserve">5절 실행의 행별 확률로 문턱 없는 지표를 냈다. </w:t>
       </w:r>
       <w:r>
         <w:rPr>
@@ -10459,10 +9784,9 @@
         </w:tblBorders>
       </w:tblPr>
       <w:tblGrid>
-        <w:gridCol w:w="4433"/>
-        <w:gridCol w:w="1734"/>
-        <w:gridCol w:w="1734"/>
-        <w:gridCol w:w="1737"/>
+        <w:gridCol w:w="5011"/>
+        <w:gridCol w:w="2313"/>
+        <w:gridCol w:w="2314"/>
       </w:tblGrid>
       <w:tr>
         <w:trPr>
@@ -10471,7 +9795,7 @@
         </w:trPr>
         <w:tc>
           <w:tcPr>
-            <w:tcW w:type="dxa" w:w="4433"/>
+            <w:tcW w:type="dxa" w:w="5011"/>
             <w:shd w:fill="EAF1FE" w:val="clear"/>
             <w:tcMar>
               <w:top w:type="dxa" w:w="50"/>
@@ -10497,7 +9821,7 @@
         </w:tc>
         <w:tc>
           <w:tcPr>
-            <w:tcW w:type="dxa" w:w="1734"/>
+            <w:tcW w:type="dxa" w:w="2313"/>
             <w:shd w:fill="EAF1FE" w:val="clear"/>
             <w:tcMar>
               <w:top w:type="dxa" w:w="50"/>
@@ -10517,39 +9841,13 @@
                 <w:sz w:val="18"/>
                 <w:szCs w:val="18"/>
               </w:rPr>
-              <w:t xml:space="preserve">후보 A (박수진 · v8.2)</w:t>
-            </w:r>
-          </w:p>
-        </w:tc>
-        <w:tc>
-          <w:tcPr>
-            <w:tcW w:type="dxa" w:w="1734"/>
-            <w:shd w:fill="EAF1FE" w:val="clear"/>
-            <w:tcMar>
-              <w:top w:type="dxa" w:w="50"/>
-              <w:left w:type="dxa" w:w="90"/>
-              <w:bottom w:type="dxa" w:w="50"/>
-              <w:right w:type="dxa" w:w="90"/>
-            </w:tcMar>
-            <w:vAlign w:val="center"/>
-          </w:tcPr>
-          <w:p>
-            <w:r>
-              <w:rPr>
-                <w:rFonts w:ascii="맑은 고딕" w:cs="맑은 고딕" w:eastAsia="맑은 고딕" w:hAnsi="맑은 고딕"/>
-                <w:b/>
-                <w:bCs/>
-                <w:color w:val="1D4ED8"/>
-                <w:sz w:val="18"/>
-                <w:szCs w:val="18"/>
-              </w:rPr>
               <w:t xml:space="preserve">v10 (박수진)</w:t>
             </w:r>
           </w:p>
         </w:tc>
         <w:tc>
           <w:tcPr>
-            <w:tcW w:type="dxa" w:w="1737"/>
+            <w:tcW w:type="dxa" w:w="2314"/>
             <w:shd w:fill="EAF1FE" w:val="clear"/>
             <w:tcMar>
               <w:top w:type="dxa" w:w="50"/>
@@ -10580,7 +9878,7 @@
         </w:trPr>
         <w:tc>
           <w:tcPr>
-            <w:tcW w:type="dxa" w:w="4433"/>
+            <w:tcW w:type="dxa" w:w="5011"/>
             <w:tcMar>
               <w:top w:type="dxa" w:w="50"/>
               <w:left w:type="dxa" w:w="90"/>
@@ -10605,32 +9903,7 @@
         </w:tc>
         <w:tc>
           <w:tcPr>
-            <w:tcW w:type="dxa" w:w="1734"/>
-            <w:tcMar>
-              <w:top w:type="dxa" w:w="50"/>
-              <w:left w:type="dxa" w:w="90"/>
-              <w:bottom w:type="dxa" w:w="50"/>
-              <w:right w:type="dxa" w:w="90"/>
-            </w:tcMar>
-            <w:vAlign w:val="center"/>
-          </w:tcPr>
-          <w:p>
-            <w:r>
-              <w:rPr>
-                <w:rFonts w:ascii="맑은 고딕" w:cs="맑은 고딕" w:eastAsia="맑은 고딕" w:hAnsi="맑은 고딕"/>
-                <w:b w:val="false"/>
-                <w:bCs w:val="false"/>
-                <w:color w:val="1C1C1F"/>
-                <w:sz w:val="18"/>
-                <w:szCs w:val="18"/>
-              </w:rPr>
-              <w:t xml:space="preserve">0.419</w:t>
-            </w:r>
-          </w:p>
-        </w:tc>
-        <w:tc>
-          <w:tcPr>
-            <w:tcW w:type="dxa" w:w="1734"/>
+            <w:tcW w:type="dxa" w:w="2313"/>
             <w:tcMar>
               <w:top w:type="dxa" w:w="50"/>
               <w:left w:type="dxa" w:w="90"/>
@@ -10655,7 +9928,7 @@
         </w:tc>
         <w:tc>
           <w:tcPr>
-            <w:tcW w:type="dxa" w:w="1737"/>
+            <w:tcW w:type="dxa" w:w="2314"/>
             <w:tcMar>
               <w:top w:type="dxa" w:w="50"/>
               <w:left w:type="dxa" w:w="90"/>
@@ -10685,7 +9958,7 @@
         </w:trPr>
         <w:tc>
           <w:tcPr>
-            <w:tcW w:type="dxa" w:w="4433"/>
+            <w:tcW w:type="dxa" w:w="5011"/>
             <w:tcMar>
               <w:top w:type="dxa" w:w="50"/>
               <w:left w:type="dxa" w:w="90"/>
@@ -10710,32 +9983,7 @@
         </w:tc>
         <w:tc>
           <w:tcPr>
-            <w:tcW w:type="dxa" w:w="1734"/>
-            <w:tcMar>
-              <w:top w:type="dxa" w:w="50"/>
-              <w:left w:type="dxa" w:w="90"/>
-              <w:bottom w:type="dxa" w:w="50"/>
-              <w:right w:type="dxa" w:w="90"/>
-            </w:tcMar>
-            <w:vAlign w:val="center"/>
-          </w:tcPr>
-          <w:p>
-            <w:r>
-              <w:rPr>
-                <w:rFonts w:ascii="맑은 고딕" w:cs="맑은 고딕" w:eastAsia="맑은 고딕" w:hAnsi="맑은 고딕"/>
-                <w:b w:val="false"/>
-                <w:bCs w:val="false"/>
-                <w:color w:val="1C1C1F"/>
-                <w:sz w:val="18"/>
-                <w:szCs w:val="18"/>
-              </w:rPr>
-              <w:t xml:space="preserve">0.600</w:t>
-            </w:r>
-          </w:p>
-        </w:tc>
-        <w:tc>
-          <w:tcPr>
-            <w:tcW w:type="dxa" w:w="1734"/>
+            <w:tcW w:type="dxa" w:w="2313"/>
             <w:tcMar>
               <w:top w:type="dxa" w:w="50"/>
               <w:left w:type="dxa" w:w="90"/>
@@ -10760,7 +10008,7 @@
         </w:tc>
         <w:tc>
           <w:tcPr>
-            <w:tcW w:type="dxa" w:w="1737"/>
+            <w:tcW w:type="dxa" w:w="2314"/>
             <w:tcMar>
               <w:top w:type="dxa" w:w="50"/>
               <w:left w:type="dxa" w:w="90"/>
@@ -10790,7 +10038,7 @@
         </w:trPr>
         <w:tc>
           <w:tcPr>
-            <w:tcW w:type="dxa" w:w="4433"/>
+            <w:tcW w:type="dxa" w:w="5011"/>
             <w:tcMar>
               <w:top w:type="dxa" w:w="50"/>
               <w:left w:type="dxa" w:w="90"/>
@@ -10815,32 +10063,7 @@
         </w:tc>
         <w:tc>
           <w:tcPr>
-            <w:tcW w:type="dxa" w:w="1734"/>
-            <w:tcMar>
-              <w:top w:type="dxa" w:w="50"/>
-              <w:left w:type="dxa" w:w="90"/>
-              <w:bottom w:type="dxa" w:w="50"/>
-              <w:right w:type="dxa" w:w="90"/>
-            </w:tcMar>
-            <w:vAlign w:val="center"/>
-          </w:tcPr>
-          <w:p>
-            <w:r>
-              <w:rPr>
-                <w:rFonts w:ascii="맑은 고딕" w:cs="맑은 고딕" w:eastAsia="맑은 고딕" w:hAnsi="맑은 고딕"/>
-                <w:b w:val="false"/>
-                <w:bCs w:val="false"/>
-                <w:color w:val="1C1C1F"/>
-                <w:sz w:val="18"/>
-                <w:szCs w:val="18"/>
-              </w:rPr>
-              <w:t xml:space="preserve">1,551 (94.1%)</w:t>
-            </w:r>
-          </w:p>
-        </w:tc>
-        <w:tc>
-          <w:tcPr>
-            <w:tcW w:type="dxa" w:w="1734"/>
+            <w:tcW w:type="dxa" w:w="2313"/>
             <w:tcMar>
               <w:top w:type="dxa" w:w="50"/>
               <w:left w:type="dxa" w:w="90"/>
@@ -10865,7 +10088,7 @@
         </w:tc>
         <w:tc>
           <w:tcPr>
-            <w:tcW w:type="dxa" w:w="1737"/>
+            <w:tcW w:type="dxa" w:w="2314"/>
             <w:tcMar>
               <w:top w:type="dxa" w:w="50"/>
               <w:left w:type="dxa" w:w="90"/>
@@ -10895,7 +10118,7 @@
         </w:trPr>
         <w:tc>
           <w:tcPr>
-            <w:tcW w:type="dxa" w:w="4433"/>
+            <w:tcW w:type="dxa" w:w="5011"/>
             <w:tcMar>
               <w:top w:type="dxa" w:w="50"/>
               <w:left w:type="dxa" w:w="90"/>
@@ -10920,32 +10143,7 @@
         </w:tc>
         <w:tc>
           <w:tcPr>
-            <w:tcW w:type="dxa" w:w="1734"/>
-            <w:tcMar>
-              <w:top w:type="dxa" w:w="50"/>
-              <w:left w:type="dxa" w:w="90"/>
-              <w:bottom w:type="dxa" w:w="50"/>
-              <w:right w:type="dxa" w:w="90"/>
-            </w:tcMar>
-            <w:vAlign w:val="center"/>
-          </w:tcPr>
-          <w:p>
-            <w:r>
-              <w:rPr>
-                <w:rFonts w:ascii="맑은 고딕" w:cs="맑은 고딕" w:eastAsia="맑은 고딕" w:hAnsi="맑은 고딕"/>
-                <w:b w:val="false"/>
-                <w:bCs w:val="false"/>
-                <w:color w:val="1C1C1F"/>
-                <w:sz w:val="18"/>
-                <w:szCs w:val="18"/>
-              </w:rPr>
-              <w:t xml:space="preserve">102</w:t>
-            </w:r>
-          </w:p>
-        </w:tc>
-        <w:tc>
-          <w:tcPr>
-            <w:tcW w:type="dxa" w:w="1734"/>
+            <w:tcW w:type="dxa" w:w="2313"/>
             <w:tcMar>
               <w:top w:type="dxa" w:w="50"/>
               <w:left w:type="dxa" w:w="90"/>
@@ -10970,7 +10168,7 @@
         </w:tc>
         <w:tc>
           <w:tcPr>
-            <w:tcW w:type="dxa" w:w="1737"/>
+            <w:tcW w:type="dxa" w:w="2314"/>
             <w:tcMar>
               <w:top w:type="dxa" w:w="50"/>
               <w:left w:type="dxa" w:w="90"/>
@@ -11000,7 +10198,7 @@
         </w:trPr>
         <w:tc>
           <w:tcPr>
-            <w:tcW w:type="dxa" w:w="4433"/>
+            <w:tcW w:type="dxa" w:w="5011"/>
             <w:tcMar>
               <w:top w:type="dxa" w:w="50"/>
               <w:left w:type="dxa" w:w="90"/>
@@ -11025,32 +10223,7 @@
         </w:tc>
         <w:tc>
           <w:tcPr>
-            <w:tcW w:type="dxa" w:w="1734"/>
-            <w:tcMar>
-              <w:top w:type="dxa" w:w="50"/>
-              <w:left w:type="dxa" w:w="90"/>
-              <w:bottom w:type="dxa" w:w="50"/>
-              <w:right w:type="dxa" w:w="90"/>
-            </w:tcMar>
-            <w:vAlign w:val="center"/>
-          </w:tcPr>
-          <w:p>
-            <w:r>
-              <w:rPr>
-                <w:rFonts w:ascii="맑은 고딕" w:cs="맑은 고딕" w:eastAsia="맑은 고딕" w:hAnsi="맑은 고딕"/>
-                <w:b w:val="false"/>
-                <w:bCs w:val="false"/>
-                <w:color w:val="1C1C1F"/>
-                <w:sz w:val="18"/>
-                <w:szCs w:val="18"/>
-              </w:rPr>
-              <w:t xml:space="preserve">98</w:t>
-            </w:r>
-          </w:p>
-        </w:tc>
-        <w:tc>
-          <w:tcPr>
-            <w:tcW w:type="dxa" w:w="1734"/>
+            <w:tcW w:type="dxa" w:w="2313"/>
             <w:tcMar>
               <w:top w:type="dxa" w:w="50"/>
               <w:left w:type="dxa" w:w="90"/>
@@ -11075,7 +10248,7 @@
         </w:tc>
         <w:tc>
           <w:tcPr>
-            <w:tcW w:type="dxa" w:w="1737"/>
+            <w:tcW w:type="dxa" w:w="2314"/>
             <w:tcMar>
               <w:top w:type="dxa" w:w="50"/>
               <w:left w:type="dxa" w:w="90"/>
@@ -11105,7 +10278,7 @@
         </w:trPr>
         <w:tc>
           <w:tcPr>
-            <w:tcW w:type="dxa" w:w="4433"/>
+            <w:tcW w:type="dxa" w:w="5011"/>
             <w:tcMar>
               <w:top w:type="dxa" w:w="50"/>
               <w:left w:type="dxa" w:w="90"/>
@@ -11130,7 +10303,7 @@
         </w:tc>
         <w:tc>
           <w:tcPr>
-            <w:tcW w:type="dxa" w:w="1734"/>
+            <w:tcW w:type="dxa" w:w="2313"/>
             <w:tcMar>
               <w:top w:type="dxa" w:w="50"/>
               <w:left w:type="dxa" w:w="90"/>
@@ -11155,32 +10328,7 @@
         </w:tc>
         <w:tc>
           <w:tcPr>
-            <w:tcW w:type="dxa" w:w="1734"/>
-            <w:tcMar>
-              <w:top w:type="dxa" w:w="50"/>
-              <w:left w:type="dxa" w:w="90"/>
-              <w:bottom w:type="dxa" w:w="50"/>
-              <w:right w:type="dxa" w:w="90"/>
-            </w:tcMar>
-            <w:vAlign w:val="center"/>
-          </w:tcPr>
-          <w:p>
-            <w:r>
-              <w:rPr>
-                <w:rFonts w:ascii="맑은 고딕" w:cs="맑은 고딕" w:eastAsia="맑은 고딕" w:hAnsi="맑은 고딕"/>
-                <w:b w:val="false"/>
-                <w:bCs w:val="false"/>
-                <w:color w:val="1C1C1F"/>
-                <w:sz w:val="18"/>
-                <w:szCs w:val="18"/>
-              </w:rPr>
-              <w:t xml:space="preserve">89</w:t>
-            </w:r>
-          </w:p>
-        </w:tc>
-        <w:tc>
-          <w:tcPr>
-            <w:tcW w:type="dxa" w:w="1737"/>
+            <w:tcW w:type="dxa" w:w="2314"/>
             <w:tcMar>
               <w:top w:type="dxa" w:w="50"/>
               <w:left w:type="dxa" w:w="90"/>
@@ -11210,7 +10358,7 @@
         </w:trPr>
         <w:tc>
           <w:tcPr>
-            <w:tcW w:type="dxa" w:w="4433"/>
+            <w:tcW w:type="dxa" w:w="5011"/>
             <w:tcMar>
               <w:top w:type="dxa" w:w="50"/>
               <w:left w:type="dxa" w:w="90"/>
@@ -11235,32 +10383,7 @@
         </w:tc>
         <w:tc>
           <w:tcPr>
-            <w:tcW w:type="dxa" w:w="1734"/>
-            <w:tcMar>
-              <w:top w:type="dxa" w:w="50"/>
-              <w:left w:type="dxa" w:w="90"/>
-              <w:bottom w:type="dxa" w:w="50"/>
-              <w:right w:type="dxa" w:w="90"/>
-            </w:tcMar>
-            <w:vAlign w:val="center"/>
-          </w:tcPr>
-          <w:p>
-            <w:r>
-              <w:rPr>
-                <w:rFonts w:ascii="맑은 고딕" w:cs="맑은 고딕" w:eastAsia="맑은 고딕" w:hAnsi="맑은 고딕"/>
-                <w:b w:val="false"/>
-                <w:bCs w:val="false"/>
-                <w:color w:val="1C1C1F"/>
-                <w:sz w:val="18"/>
-                <w:szCs w:val="18"/>
-              </w:rPr>
-              <w:t xml:space="preserve">0.731</w:t>
-            </w:r>
-          </w:p>
-        </w:tc>
-        <w:tc>
-          <w:tcPr>
-            <w:tcW w:type="dxa" w:w="1734"/>
+            <w:tcW w:type="dxa" w:w="2313"/>
             <w:tcMar>
               <w:top w:type="dxa" w:w="50"/>
               <w:left w:type="dxa" w:w="90"/>
@@ -11285,7 +10408,7 @@
         </w:tc>
         <w:tc>
           <w:tcPr>
-            <w:tcW w:type="dxa" w:w="1737"/>
+            <w:tcW w:type="dxa" w:w="2314"/>
             <w:tcMar>
               <w:top w:type="dxa" w:w="50"/>
               <w:left w:type="dxa" w:w="90"/>
@@ -11315,7 +10438,7 @@
         </w:trPr>
         <w:tc>
           <w:tcPr>
-            <w:tcW w:type="dxa" w:w="4433"/>
+            <w:tcW w:type="dxa" w:w="5011"/>
             <w:tcMar>
               <w:top w:type="dxa" w:w="50"/>
               <w:left w:type="dxa" w:w="90"/>
@@ -11340,32 +10463,7 @@
         </w:tc>
         <w:tc>
           <w:tcPr>
-            <w:tcW w:type="dxa" w:w="1734"/>
-            <w:tcMar>
-              <w:top w:type="dxa" w:w="50"/>
-              <w:left w:type="dxa" w:w="90"/>
-              <w:bottom w:type="dxa" w:w="50"/>
-              <w:right w:type="dxa" w:w="90"/>
-            </w:tcMar>
-            <w:vAlign w:val="center"/>
-          </w:tcPr>
-          <w:p>
-            <w:r>
-              <w:rPr>
-                <w:rFonts w:ascii="맑은 고딕" w:cs="맑은 고딕" w:eastAsia="맑은 고딕" w:hAnsi="맑은 고딕"/>
-                <w:b w:val="false"/>
-                <w:bCs w:val="false"/>
-                <w:color w:val="1C1C1F"/>
-                <w:sz w:val="18"/>
-                <w:szCs w:val="18"/>
-              </w:rPr>
-              <w:t xml:space="preserve">55</w:t>
-            </w:r>
-          </w:p>
-        </w:tc>
-        <w:tc>
-          <w:tcPr>
-            <w:tcW w:type="dxa" w:w="1734"/>
+            <w:tcW w:type="dxa" w:w="2313"/>
             <w:tcMar>
               <w:top w:type="dxa" w:w="50"/>
               <w:left w:type="dxa" w:w="90"/>
@@ -11390,7 +10488,7 @@
         </w:tc>
         <w:tc>
           <w:tcPr>
-            <w:tcW w:type="dxa" w:w="1737"/>
+            <w:tcW w:type="dxa" w:w="2314"/>
             <w:tcMar>
               <w:top w:type="dxa" w:w="50"/>
               <w:left w:type="dxa" w:w="90"/>
@@ -11433,11 +10531,10 @@
         </w:tblBorders>
       </w:tblPr>
       <w:tblGrid>
-        <w:gridCol w:w="3276"/>
-        <w:gridCol w:w="1156"/>
-        <w:gridCol w:w="1734"/>
-        <w:gridCol w:w="1734"/>
-        <w:gridCol w:w="1738"/>
+        <w:gridCol w:w="3855"/>
+        <w:gridCol w:w="1349"/>
+        <w:gridCol w:w="2216"/>
+        <w:gridCol w:w="2218"/>
       </w:tblGrid>
       <w:tr>
         <w:trPr>
@@ -11446,7 +10543,7 @@
         </w:trPr>
         <w:tc>
           <w:tcPr>
-            <w:tcW w:type="dxa" w:w="3276"/>
+            <w:tcW w:type="dxa" w:w="3855"/>
             <w:shd w:fill="EAF1FE" w:val="clear"/>
             <w:tcMar>
               <w:top w:type="dxa" w:w="50"/>
@@ -11472,7 +10569,7 @@
         </w:tc>
         <w:tc>
           <w:tcPr>
-            <w:tcW w:type="dxa" w:w="1156"/>
+            <w:tcW w:type="dxa" w:w="1349"/>
             <w:shd w:fill="EAF1FE" w:val="clear"/>
             <w:tcMar>
               <w:top w:type="dxa" w:w="50"/>
@@ -11498,7 +10595,7 @@
         </w:tc>
         <w:tc>
           <w:tcPr>
-            <w:tcW w:type="dxa" w:w="1734"/>
+            <w:tcW w:type="dxa" w:w="2216"/>
             <w:shd w:fill="EAF1FE" w:val="clear"/>
             <w:tcMar>
               <w:top w:type="dxa" w:w="50"/>
@@ -11518,39 +10615,13 @@
                 <w:sz w:val="18"/>
                 <w:szCs w:val="18"/>
               </w:rPr>
-              <w:t xml:space="preserve">후보 A (박수진 · v8.2)</w:t>
-            </w:r>
-          </w:p>
-        </w:tc>
-        <w:tc>
-          <w:tcPr>
-            <w:tcW w:type="dxa" w:w="1734"/>
-            <w:shd w:fill="EAF1FE" w:val="clear"/>
-            <w:tcMar>
-              <w:top w:type="dxa" w:w="50"/>
-              <w:left w:type="dxa" w:w="90"/>
-              <w:bottom w:type="dxa" w:w="50"/>
-              <w:right w:type="dxa" w:w="90"/>
-            </w:tcMar>
-            <w:vAlign w:val="center"/>
-          </w:tcPr>
-          <w:p>
-            <w:r>
-              <w:rPr>
-                <w:rFonts w:ascii="맑은 고딕" w:cs="맑은 고딕" w:eastAsia="맑은 고딕" w:hAnsi="맑은 고딕"/>
-                <w:b/>
-                <w:bCs/>
-                <w:color w:val="1D4ED8"/>
-                <w:sz w:val="18"/>
-                <w:szCs w:val="18"/>
-              </w:rPr>
               <w:t xml:space="preserve">v10 (박수진)</w:t>
             </w:r>
           </w:p>
         </w:tc>
         <w:tc>
           <w:tcPr>
-            <w:tcW w:type="dxa" w:w="1738"/>
+            <w:tcW w:type="dxa" w:w="2218"/>
             <w:shd w:fill="EAF1FE" w:val="clear"/>
             <w:tcMar>
               <w:top w:type="dxa" w:w="50"/>
@@ -11581,7 +10652,7 @@
         </w:trPr>
         <w:tc>
           <w:tcPr>
-            <w:tcW w:type="dxa" w:w="3276"/>
+            <w:tcW w:type="dxa" w:w="3855"/>
             <w:tcMar>
               <w:top w:type="dxa" w:w="50"/>
               <w:left w:type="dxa" w:w="90"/>
@@ -11606,7 +10677,7 @@
         </w:tc>
         <w:tc>
           <w:tcPr>
-            <w:tcW w:type="dxa" w:w="1156"/>
+            <w:tcW w:type="dxa" w:w="1349"/>
             <w:tcMar>
               <w:top w:type="dxa" w:w="50"/>
               <w:left w:type="dxa" w:w="90"/>
@@ -11631,32 +10702,7 @@
         </w:tc>
         <w:tc>
           <w:tcPr>
-            <w:tcW w:type="dxa" w:w="1734"/>
-            <w:tcMar>
-              <w:top w:type="dxa" w:w="50"/>
-              <w:left w:type="dxa" w:w="90"/>
-              <w:bottom w:type="dxa" w:w="50"/>
-              <w:right w:type="dxa" w:w="90"/>
-            </w:tcMar>
-            <w:vAlign w:val="center"/>
-          </w:tcPr>
-          <w:p>
-            <w:r>
-              <w:rPr>
-                <w:rFonts w:ascii="맑은 고딕" w:cs="맑은 고딕" w:eastAsia="맑은 고딕" w:hAnsi="맑은 고딕"/>
-                <w:b w:val="false"/>
-                <w:bCs w:val="false"/>
-                <w:color w:val="1C1C1F"/>
-                <w:sz w:val="18"/>
-                <w:szCs w:val="18"/>
-              </w:rPr>
-              <w:t xml:space="preserve">0.521</w:t>
-            </w:r>
-          </w:p>
-        </w:tc>
-        <w:tc>
-          <w:tcPr>
-            <w:tcW w:type="dxa" w:w="1734"/>
+            <w:tcW w:type="dxa" w:w="2216"/>
             <w:tcMar>
               <w:top w:type="dxa" w:w="50"/>
               <w:left w:type="dxa" w:w="90"/>
@@ -11681,7 +10727,7 @@
         </w:tc>
         <w:tc>
           <w:tcPr>
-            <w:tcW w:type="dxa" w:w="1738"/>
+            <w:tcW w:type="dxa" w:w="2218"/>
             <w:tcMar>
               <w:top w:type="dxa" w:w="50"/>
               <w:left w:type="dxa" w:w="90"/>
@@ -11711,7 +10757,7 @@
         </w:trPr>
         <w:tc>
           <w:tcPr>
-            <w:tcW w:type="dxa" w:w="3276"/>
+            <w:tcW w:type="dxa" w:w="3855"/>
             <w:tcMar>
               <w:top w:type="dxa" w:w="50"/>
               <w:left w:type="dxa" w:w="90"/>
@@ -11736,7 +10782,7 @@
         </w:tc>
         <w:tc>
           <w:tcPr>
-            <w:tcW w:type="dxa" w:w="1156"/>
+            <w:tcW w:type="dxa" w:w="1349"/>
             <w:tcMar>
               <w:top w:type="dxa" w:w="50"/>
               <w:left w:type="dxa" w:w="90"/>
@@ -11761,32 +10807,7 @@
         </w:tc>
         <w:tc>
           <w:tcPr>
-            <w:tcW w:type="dxa" w:w="1734"/>
-            <w:tcMar>
-              <w:top w:type="dxa" w:w="50"/>
-              <w:left w:type="dxa" w:w="90"/>
-              <w:bottom w:type="dxa" w:w="50"/>
-              <w:right w:type="dxa" w:w="90"/>
-            </w:tcMar>
-            <w:vAlign w:val="center"/>
-          </w:tcPr>
-          <w:p>
-            <w:r>
-              <w:rPr>
-                <w:rFonts w:ascii="맑은 고딕" w:cs="맑은 고딕" w:eastAsia="맑은 고딕" w:hAnsi="맑은 고딕"/>
-                <w:b w:val="false"/>
-                <w:bCs w:val="false"/>
-                <w:color w:val="1C1C1F"/>
-                <w:sz w:val="18"/>
-                <w:szCs w:val="18"/>
-              </w:rPr>
-              <w:t xml:space="preserve">0.685</w:t>
-            </w:r>
-          </w:p>
-        </w:tc>
-        <w:tc>
-          <w:tcPr>
-            <w:tcW w:type="dxa" w:w="1734"/>
+            <w:tcW w:type="dxa" w:w="2216"/>
             <w:tcMar>
               <w:top w:type="dxa" w:w="50"/>
               <w:left w:type="dxa" w:w="90"/>
@@ -11811,7 +10832,7 @@
         </w:tc>
         <w:tc>
           <w:tcPr>
-            <w:tcW w:type="dxa" w:w="1738"/>
+            <w:tcW w:type="dxa" w:w="2218"/>
             <w:tcMar>
               <w:top w:type="dxa" w:w="50"/>
               <w:left w:type="dxa" w:w="90"/>
@@ -11841,7 +10862,7 @@
         </w:trPr>
         <w:tc>
           <w:tcPr>
-            <w:tcW w:type="dxa" w:w="3276"/>
+            <w:tcW w:type="dxa" w:w="3855"/>
             <w:tcMar>
               <w:top w:type="dxa" w:w="50"/>
               <w:left w:type="dxa" w:w="90"/>
@@ -11866,7 +10887,7 @@
         </w:tc>
         <w:tc>
           <w:tcPr>
-            <w:tcW w:type="dxa" w:w="1156"/>
+            <w:tcW w:type="dxa" w:w="1349"/>
             <w:tcMar>
               <w:top w:type="dxa" w:w="50"/>
               <w:left w:type="dxa" w:w="90"/>
@@ -11891,32 +10912,7 @@
         </w:tc>
         <w:tc>
           <w:tcPr>
-            <w:tcW w:type="dxa" w:w="1734"/>
-            <w:tcMar>
-              <w:top w:type="dxa" w:w="50"/>
-              <w:left w:type="dxa" w:w="90"/>
-              <w:bottom w:type="dxa" w:w="50"/>
-              <w:right w:type="dxa" w:w="90"/>
-            </w:tcMar>
-            <w:vAlign w:val="center"/>
-          </w:tcPr>
-          <w:p>
-            <w:r>
-              <w:rPr>
-                <w:rFonts w:ascii="맑은 고딕" w:cs="맑은 고딕" w:eastAsia="맑은 고딕" w:hAnsi="맑은 고딕"/>
-                <w:b w:val="false"/>
-                <w:bCs w:val="false"/>
-                <w:color w:val="1C1C1F"/>
-                <w:sz w:val="18"/>
-                <w:szCs w:val="18"/>
-              </w:rPr>
-              <w:t xml:space="preserve">0.491</w:t>
-            </w:r>
-          </w:p>
-        </w:tc>
-        <w:tc>
-          <w:tcPr>
-            <w:tcW w:type="dxa" w:w="1734"/>
+            <w:tcW w:type="dxa" w:w="2216"/>
             <w:tcMar>
               <w:top w:type="dxa" w:w="50"/>
               <w:left w:type="dxa" w:w="90"/>
@@ -11941,7 +10937,7 @@
         </w:tc>
         <w:tc>
           <w:tcPr>
-            <w:tcW w:type="dxa" w:w="1738"/>
+            <w:tcW w:type="dxa" w:w="2218"/>
             <w:tcMar>
               <w:top w:type="dxa" w:w="50"/>
               <w:left w:type="dxa" w:w="90"/>
@@ -11971,7 +10967,7 @@
         </w:trPr>
         <w:tc>
           <w:tcPr>
-            <w:tcW w:type="dxa" w:w="3276"/>
+            <w:tcW w:type="dxa" w:w="3855"/>
             <w:tcMar>
               <w:top w:type="dxa" w:w="50"/>
               <w:left w:type="dxa" w:w="90"/>
@@ -11996,7 +10992,7 @@
         </w:tc>
         <w:tc>
           <w:tcPr>
-            <w:tcW w:type="dxa" w:w="1156"/>
+            <w:tcW w:type="dxa" w:w="1349"/>
             <w:tcMar>
               <w:top w:type="dxa" w:w="50"/>
               <w:left w:type="dxa" w:w="90"/>
@@ -12021,32 +11017,7 @@
         </w:tc>
         <w:tc>
           <w:tcPr>
-            <w:tcW w:type="dxa" w:w="1734"/>
-            <w:tcMar>
-              <w:top w:type="dxa" w:w="50"/>
-              <w:left w:type="dxa" w:w="90"/>
-              <w:bottom w:type="dxa" w:w="50"/>
-              <w:right w:type="dxa" w:w="90"/>
-            </w:tcMar>
-            <w:vAlign w:val="center"/>
-          </w:tcPr>
-          <w:p>
-            <w:r>
-              <w:rPr>
-                <w:rFonts w:ascii="맑은 고딕" w:cs="맑은 고딕" w:eastAsia="맑은 고딕" w:hAnsi="맑은 고딕"/>
-                <w:b w:val="false"/>
-                <w:bCs w:val="false"/>
-                <w:color w:val="1C1C1F"/>
-                <w:sz w:val="18"/>
-                <w:szCs w:val="18"/>
-              </w:rPr>
-              <w:t xml:space="preserve">0.365</w:t>
-            </w:r>
-          </w:p>
-        </w:tc>
-        <w:tc>
-          <w:tcPr>
-            <w:tcW w:type="dxa" w:w="1734"/>
+            <w:tcW w:type="dxa" w:w="2216"/>
             <w:tcMar>
               <w:top w:type="dxa" w:w="50"/>
               <w:left w:type="dxa" w:w="90"/>
@@ -12071,7 +11042,7 @@
         </w:tc>
         <w:tc>
           <w:tcPr>
-            <w:tcW w:type="dxa" w:w="1738"/>
+            <w:tcW w:type="dxa" w:w="2218"/>
             <w:tcMar>
               <w:top w:type="dxa" w:w="50"/>
               <w:left w:type="dxa" w:w="90"/>
@@ -12101,7 +11072,7 @@
         </w:trPr>
         <w:tc>
           <w:tcPr>
-            <w:tcW w:type="dxa" w:w="3276"/>
+            <w:tcW w:type="dxa" w:w="3855"/>
             <w:tcMar>
               <w:top w:type="dxa" w:w="50"/>
               <w:left w:type="dxa" w:w="90"/>
@@ -12126,7 +11097,7 @@
         </w:tc>
         <w:tc>
           <w:tcPr>
-            <w:tcW w:type="dxa" w:w="1156"/>
+            <w:tcW w:type="dxa" w:w="1349"/>
             <w:tcMar>
               <w:top w:type="dxa" w:w="50"/>
               <w:left w:type="dxa" w:w="90"/>
@@ -12151,32 +11122,7 @@
         </w:tc>
         <w:tc>
           <w:tcPr>
-            <w:tcW w:type="dxa" w:w="1734"/>
-            <w:tcMar>
-              <w:top w:type="dxa" w:w="50"/>
-              <w:left w:type="dxa" w:w="90"/>
-              <w:bottom w:type="dxa" w:w="50"/>
-              <w:right w:type="dxa" w:w="90"/>
-            </w:tcMar>
-            <w:vAlign w:val="center"/>
-          </w:tcPr>
-          <w:p>
-            <w:r>
-              <w:rPr>
-                <w:rFonts w:ascii="맑은 고딕" w:cs="맑은 고딕" w:eastAsia="맑은 고딕" w:hAnsi="맑은 고딕"/>
-                <w:b w:val="false"/>
-                <w:bCs w:val="false"/>
-                <w:color w:val="1C1C1F"/>
-                <w:sz w:val="18"/>
-                <w:szCs w:val="18"/>
-              </w:rPr>
-              <w:t xml:space="preserve">0.314</w:t>
-            </w:r>
-          </w:p>
-        </w:tc>
-        <w:tc>
-          <w:tcPr>
-            <w:tcW w:type="dxa" w:w="1734"/>
+            <w:tcW w:type="dxa" w:w="2216"/>
             <w:tcMar>
               <w:top w:type="dxa" w:w="50"/>
               <w:left w:type="dxa" w:w="90"/>
@@ -12201,7 +11147,7 @@
         </w:tc>
         <w:tc>
           <w:tcPr>
-            <w:tcW w:type="dxa" w:w="1738"/>
+            <w:tcW w:type="dxa" w:w="2218"/>
             <w:tcMar>
               <w:top w:type="dxa" w:w="50"/>
               <w:left w:type="dxa" w:w="90"/>
@@ -12231,7 +11177,7 @@
         </w:trPr>
         <w:tc>
           <w:tcPr>
-            <w:tcW w:type="dxa" w:w="3276"/>
+            <w:tcW w:type="dxa" w:w="3855"/>
             <w:tcMar>
               <w:top w:type="dxa" w:w="50"/>
               <w:left w:type="dxa" w:w="90"/>
@@ -12256,7 +11202,7 @@
         </w:tc>
         <w:tc>
           <w:tcPr>
-            <w:tcW w:type="dxa" w:w="1156"/>
+            <w:tcW w:type="dxa" w:w="1349"/>
             <w:tcMar>
               <w:top w:type="dxa" w:w="50"/>
               <w:left w:type="dxa" w:w="90"/>
@@ -12281,32 +11227,7 @@
         </w:tc>
         <w:tc>
           <w:tcPr>
-            <w:tcW w:type="dxa" w:w="1734"/>
-            <w:tcMar>
-              <w:top w:type="dxa" w:w="50"/>
-              <w:left w:type="dxa" w:w="90"/>
-              <w:bottom w:type="dxa" w:w="50"/>
-              <w:right w:type="dxa" w:w="90"/>
-            </w:tcMar>
-            <w:vAlign w:val="center"/>
-          </w:tcPr>
-          <w:p>
-            <w:r>
-              <w:rPr>
-                <w:rFonts w:ascii="맑은 고딕" w:cs="맑은 고딕" w:eastAsia="맑은 고딕" w:hAnsi="맑은 고딕"/>
-                <w:b w:val="false"/>
-                <w:bCs w:val="false"/>
-                <w:color w:val="1C1C1F"/>
-                <w:sz w:val="18"/>
-                <w:szCs w:val="18"/>
-              </w:rPr>
-              <w:t xml:space="preserve">0.136</w:t>
-            </w:r>
-          </w:p>
-        </w:tc>
-        <w:tc>
-          <w:tcPr>
-            <w:tcW w:type="dxa" w:w="1734"/>
+            <w:tcW w:type="dxa" w:w="2216"/>
             <w:tcMar>
               <w:top w:type="dxa" w:w="50"/>
               <w:left w:type="dxa" w:w="90"/>
@@ -12331,7 +11252,7 @@
         </w:tc>
         <w:tc>
           <w:tcPr>
-            <w:tcW w:type="dxa" w:w="1738"/>
+            <w:tcW w:type="dxa" w:w="2218"/>
             <w:tcMar>
               <w:top w:type="dxa" w:w="50"/>
               <w:left w:type="dxa" w:w="90"/>
@@ -12361,7 +11282,7 @@
         </w:trPr>
         <w:tc>
           <w:tcPr>
-            <w:tcW w:type="dxa" w:w="3276"/>
+            <w:tcW w:type="dxa" w:w="3855"/>
             <w:tcMar>
               <w:top w:type="dxa" w:w="50"/>
               <w:left w:type="dxa" w:w="90"/>
@@ -12386,7 +11307,7 @@
         </w:tc>
         <w:tc>
           <w:tcPr>
-            <w:tcW w:type="dxa" w:w="1156"/>
+            <w:tcW w:type="dxa" w:w="1349"/>
             <w:tcMar>
               <w:top w:type="dxa" w:w="50"/>
               <w:left w:type="dxa" w:w="90"/>
@@ -12411,32 +11332,7 @@
         </w:tc>
         <w:tc>
           <w:tcPr>
-            <w:tcW w:type="dxa" w:w="1734"/>
-            <w:tcMar>
-              <w:top w:type="dxa" w:w="50"/>
-              <w:left w:type="dxa" w:w="90"/>
-              <w:bottom w:type="dxa" w:w="50"/>
-              <w:right w:type="dxa" w:w="90"/>
-            </w:tcMar>
-            <w:vAlign w:val="center"/>
-          </w:tcPr>
-          <w:p>
-            <w:r>
-              <w:rPr>
-                <w:rFonts w:ascii="맑은 고딕" w:cs="맑은 고딕" w:eastAsia="맑은 고딕" w:hAnsi="맑은 고딕"/>
-                <w:b w:val="false"/>
-                <w:bCs w:val="false"/>
-                <w:color w:val="1C1C1F"/>
-                <w:sz w:val="18"/>
-                <w:szCs w:val="18"/>
-              </w:rPr>
-              <w:t xml:space="preserve">0.117</w:t>
-            </w:r>
-          </w:p>
-        </w:tc>
-        <w:tc>
-          <w:tcPr>
-            <w:tcW w:type="dxa" w:w="1734"/>
+            <w:tcW w:type="dxa" w:w="2216"/>
             <w:tcMar>
               <w:top w:type="dxa" w:w="50"/>
               <w:left w:type="dxa" w:w="90"/>
@@ -12461,7 +11357,7 @@
         </w:tc>
         <w:tc>
           <w:tcPr>
-            <w:tcW w:type="dxa" w:w="1738"/>
+            <w:tcW w:type="dxa" w:w="2218"/>
             <w:tcMar>
               <w:top w:type="dxa" w:w="50"/>
               <w:left w:type="dxa" w:w="90"/>
@@ -12491,7 +11387,7 @@
         </w:trPr>
         <w:tc>
           <w:tcPr>
-            <w:tcW w:type="dxa" w:w="3276"/>
+            <w:tcW w:type="dxa" w:w="3855"/>
             <w:tcMar>
               <w:top w:type="dxa" w:w="50"/>
               <w:left w:type="dxa" w:w="90"/>
@@ -12516,7 +11412,7 @@
         </w:tc>
         <w:tc>
           <w:tcPr>
-            <w:tcW w:type="dxa" w:w="1156"/>
+            <w:tcW w:type="dxa" w:w="1349"/>
             <w:tcMar>
               <w:top w:type="dxa" w:w="50"/>
               <w:left w:type="dxa" w:w="90"/>
@@ -12541,32 +11437,7 @@
         </w:tc>
         <w:tc>
           <w:tcPr>
-            <w:tcW w:type="dxa" w:w="1734"/>
-            <w:tcMar>
-              <w:top w:type="dxa" w:w="50"/>
-              <w:left w:type="dxa" w:w="90"/>
-              <w:bottom w:type="dxa" w:w="50"/>
-              <w:right w:type="dxa" w:w="90"/>
-            </w:tcMar>
-            <w:vAlign w:val="center"/>
-          </w:tcPr>
-          <w:p>
-            <w:r>
-              <w:rPr>
-                <w:rFonts w:ascii="맑은 고딕" w:cs="맑은 고딕" w:eastAsia="맑은 고딕" w:hAnsi="맑은 고딕"/>
-                <w:b w:val="false"/>
-                <w:bCs w:val="false"/>
-                <w:color w:val="1C1C1F"/>
-                <w:sz w:val="18"/>
-                <w:szCs w:val="18"/>
-              </w:rPr>
-              <w:t xml:space="preserve">0.406</w:t>
-            </w:r>
-          </w:p>
-        </w:tc>
-        <w:tc>
-          <w:tcPr>
-            <w:tcW w:type="dxa" w:w="1734"/>
+            <w:tcW w:type="dxa" w:w="2216"/>
             <w:tcMar>
               <w:top w:type="dxa" w:w="50"/>
               <w:left w:type="dxa" w:w="90"/>
@@ -12591,7 +11462,7 @@
         </w:tc>
         <w:tc>
           <w:tcPr>
-            <w:tcW w:type="dxa" w:w="1738"/>
+            <w:tcW w:type="dxa" w:w="2218"/>
             <w:tcMar>
               <w:top w:type="dxa" w:w="50"/>
               <w:left w:type="dxa" w:w="90"/>
@@ -12638,7 +11509,7 @@
           <w:sz w:val="20"/>
           <w:szCs w:val="20"/>
         </w:rPr>
-        <w:t xml:space="preserve">세 모델은 사실상 같은 모델이다.</w:t>
+        <w:t xml:space="preserve">두 모델은 사실상 같은 모델이다.</w:t>
       </w:r>
       <w:r>
         <w:rPr>
@@ -12646,7 +11517,7 @@
           <w:sz w:val="20"/>
           <w:szCs w:val="20"/>
         </w:rPr>
-        <w:t xml:space="preserve"> 문턱을 걷어내면 PR-AUC 가 0.42 ~ 0.43 으로 모이고, 같은 탐지율에서 수정문구에 서는 후보 수도 같다.</w:t>
+        <w:t xml:space="preserve"> 문턱을 걷어내면 PR-AUC 가 0.433 · 0.427 로 모이고, 같은 탐지율에서 수정문구에 서는 후보 수도 같다.</w:t>
       </w:r>
     </w:p>
     <w:p>
@@ -12674,7 +11545,7 @@
           <w:sz w:val="20"/>
           <w:szCs w:val="20"/>
         </w:rPr>
-        <w:t xml:space="preserve"> 원래 문턱에서 위반의 94% · 88% · 73% 를 잡는 자리에 서 있고, 그만큼 수정문구에 102 · 96 · 76행이 선다.</w:t>
+        <w:t xml:space="preserve"> 원래 문턱에서 위반의 88% · 73% 를 잡는 자리에 서 있고, 그만큼 수정문구에 96 · 76행이 선다.</w:t>
       </w:r>
     </w:p>
     <w:p>
@@ -12822,7 +11693,7 @@
                 <w:sz w:val="18"/>
                 <w:szCs w:val="18"/>
               </w:rPr>
-              <w:t xml:space="preserve">판정 요청 1 — 붙일 인코더 (A · v11)</w:t>
+              <w:t xml:space="preserve">판정 요청 1 — 붙일 인코더</w:t>
             </w:r>
           </w:p>
         </w:tc>
@@ -12869,7 +11740,7 @@
                 <w:sz w:val="18"/>
                 <w:szCs w:val="18"/>
               </w:rPr>
-              <w:t xml:space="preserve">다 — 낮으면(후보 A · v10) 탐지가 높고 위반을 덜 놓치며, 높으면(v11) 통과가 더 열리고 위반도 더 통과된다. 의견 — 통과는 「위반 없음」 확정이라 위반이 통과되는 쪽의 비용이 더 크다고 본다. 목표 탐지율 · 통과율은 팀이 정할 값이다</w:t>
+              <w:t xml:space="preserve">다 — 낮으면(v10) 탐지가 높고 위반을 덜 놓치며, 높으면(v11) 통과가 더 열리고 위반도 더 통과된다. 의견 — 통과는 「위반 없음」 확정이라 위반이 통과되는 쪽의 비용이 더 크다고 본다. 목표 탐지율 · 통과율은 팀이 정할 값이다</w:t>
             </w:r>
           </w:p>
         </w:tc>
@@ -12924,7 +11795,7 @@
                 <w:sz w:val="18"/>
                 <w:szCs w:val="18"/>
               </w:rPr>
-              <w:t xml:space="preserve">근거가 더해졌다. 세 모델 · 두 문턱 자리 어디에서도 위반 대 수정문구 AUC 가 0.60 이다. 모델이나 문턱이 아니라 학습에 그 종류의 적법 문장이 없어서다(학습 · dev 에 0행)</w:t>
+              <w:t xml:space="preserve">근거가 더해졌다. 두 모델 · 두 문턱 자리 어디에서도 위반 대 수정문구 AUC 가 0.60 이다. 모델이나 문턱이 아니라 학습에 그 종류의 적법 문장이 없어서다(학습 · dev 에 0행)</w:t>
             </w:r>
           </w:p>
         </w:tc>
@@ -13273,24 +12144,6 @@
           <w:sz w:val="20"/>
           <w:szCs w:val="20"/>
         </w:rPr>
-        <w:t xml:space="preserve">후보 A(v8.2)와 v10 은 방식이 같은 다른 모델이다. 후보 A 는 이 문서의 dev 로 잴 수 없다(이 dev 의 일부를 학습했다).</w:t>
-      </w:r>
-    </w:p>
-    <w:p>
-      <w:pPr>
-        <w:pStyle w:val="ListParagraph"/>
-        <w:numPr>
-          <w:ilvl w:val="0"/>
-          <w:numId w:val="2"/>
-        </w:numPr>
-        <w:spacing w:after="60"/>
-      </w:pPr>
-      <w:r>
-        <w:rPr>
-          <w:rFonts w:ascii="맑은 고딕" w:cs="맑은 고딕" w:eastAsia="맑은 고딕" w:hAnsi="맑은 고딕"/>
-          <w:sz w:val="20"/>
-          <w:szCs w:val="20"/>
-        </w:rPr>
         <w:t xml:space="preserve">v11 의 dev 확률은 시드 하나다. v11 의 시드 흔들림은 모른다.</w:t>
       </w:r>
     </w:p>
@@ -13359,7 +12212,7 @@
           <w:sz w:val="20"/>
           <w:szCs w:val="20"/>
         </w:rPr>
-        <w:t xml:space="preserve">근거 — 노트북 v10 실행 출력(10-07) · results_v10.json · 실험별 dev 행별 확률 CSV · v11 dev 확률 CSV · judge_dist_{dev,test}_*_20261007 · judge_dist_test_uncond_20261006_154444 (~/copylane_local/eval/) · D-40 · D-127 · D-175 · D-249 · D-301 · D-321.</w:t>
+        <w:t xml:space="preserve">근거 — 노트북 v10 실행 출력(10-07) · results_v10.json · 실험별 dev 행별 확률 CSV · v11 dev 확률 CSV · judge_dist_{dev,test}_*_20261007 (~/copylane_local/eval/) · D-40 · D-127 · D-175 · D-249 · D-301 · D-321.</w:t>
       </w:r>
     </w:p>
     <w:sectPr>
